--- a/docs/docx/01_기획명세서/spec_promotion.docx
+++ b/docs/docx/01_기획명세서/spec_promotion.docx
@@ -3771,6 +3771,2408 @@
       </w:r>
       <w:r>
         <w:t xml:space="preserve">— endDate 지난 쿠폰을 expired로 일괄 전환하는 Worker가 필요하다. 청크 단위 처리로 DB Lock 최소화한다.</w:t>
+      </w:r>
+    </w:p>
+    <w:p>
+      <w:r>
+        <w:pict>
+          <v:rect style="width:0;height:1.5pt" o:hralign="center" o:hrstd="t" o:hr="t"/>
+        </w:pict>
+      </w:r>
+    </w:p>
+    <w:p>
+      <w:pPr>
+        <w:pStyle w:val="Heading2"/>
+      </w:pPr>
+      <w:bookmarkStart w:id="26" w:name="정상작동-시나리오"/>
+      <w:r>
+        <w:t xml:space="preserve">3. 정상작동 시나리오</w:t>
+      </w:r>
+      <w:bookmarkEnd w:id="26"/>
+    </w:p>
+    <w:p>
+      <w:pPr>
+        <w:pStyle w:val="Heading3"/>
+      </w:pPr>
+      <w:bookmarkStart w:id="27" w:name="시나리오-1-할인-생성-활성화"/>
+      <w:r>
+        <w:t xml:space="preserve">시나리오 1: 할인 생성 → 활성화</w:t>
+      </w:r>
+      <w:bookmarkEnd w:id="27"/>
+    </w:p>
+    <w:tbl>
+      <w:tblPr>
+        <w:tblStyle w:val="Table"/>
+        <w:jc w:val="center"/>
+        <w:tblLook w:firstRow="1"/>
+        <w:tblW w:w="5000" w:type="pct"/>
+      </w:tblPr>
+      <w:tblGrid>
+        <w:gridCol w:w="2329"/>
+        <w:gridCol w:w="1863"/>
+        <w:gridCol w:w="1863"/>
+        <w:gridCol w:w="1863"/>
+      </w:tblGrid>
+      <w:tr>
+        <w:trPr>
+          <w:cnfStyle w:firstRow="1"/>
+          <w:tblHeader/>
+        </w:trPr>
+        <w:tc>
+          <w:tcPr>
+            <w:tcBorders>
+              <w:bottom w:val="single"/>
+            </w:tcBorders>
+            <w:vAlign w:val="bottom"/>
+            <w:tcBorders>
+              <w:top w:val="single" w:sz="6" w:space="0" w:color="2E75B6"/>
+              <w:bottom w:val="single" w:sz="6" w:space="0" w:color="2E75B6"/>
+              <w:left w:val="single" w:sz="4" w:space="0" w:color="BFBFBF"/>
+              <w:right w:val="single" w:sz="4" w:space="0" w:color="BFBFBF"/>
+            </w:tcBorders>
+            <w:shd w:fill="2E75B6" w:val="clear"/>
+            <w:tcMar>
+              <w:top w:w="50" w:type="dxa"/>
+              <w:bottom w:w="50" w:type="dxa"/>
+              <w:left w:w="100" w:type="dxa"/>
+              <w:right w:w="100" w:type="dxa"/>
+            </w:tcMar>
+          </w:tcPr>
+          <w:p>
+            <w:pPr>
+              <w:pStyle w:val="Compact"/>
+              <w:spacing w:before="20" w:after="20" w:line="280" w:lineRule="exact"/>
+              <w:jc w:val="left"/>
+            </w:pPr>
+            <w:r>
+              <w:rPr>
+                <w:rFonts w:ascii="Arial" w:hAnsi="Arial" w:eastAsia="맑은 고딕"/>
+                <w:b/>
+                <w:color w:val="FFFFFF"/>
+                <w:sz w:val="18"/>
+              </w:rPr>
+              <w:t xml:space="preserve">단계</w:t>
+            </w:r>
+          </w:p>
+        </w:tc>
+        <w:tc>
+          <w:tcPr>
+            <w:tcBorders>
+              <w:bottom w:val="single"/>
+            </w:tcBorders>
+            <w:vAlign w:val="bottom"/>
+            <w:tcBorders>
+              <w:top w:val="single" w:sz="6" w:space="0" w:color="2E75B6"/>
+              <w:bottom w:val="single" w:sz="6" w:space="0" w:color="2E75B6"/>
+              <w:left w:val="single" w:sz="4" w:space="0" w:color="BFBFBF"/>
+              <w:right w:val="single" w:sz="4" w:space="0" w:color="BFBFBF"/>
+            </w:tcBorders>
+            <w:shd w:fill="2E75B6" w:val="clear"/>
+            <w:tcMar>
+              <w:top w:w="50" w:type="dxa"/>
+              <w:bottom w:w="50" w:type="dxa"/>
+              <w:left w:w="100" w:type="dxa"/>
+              <w:right w:w="100" w:type="dxa"/>
+            </w:tcMar>
+          </w:tcPr>
+          <w:p>
+            <w:pPr>
+              <w:pStyle w:val="Compact"/>
+              <w:spacing w:before="20" w:after="20" w:line="280" w:lineRule="exact"/>
+              <w:jc w:val="left"/>
+            </w:pPr>
+            <w:r>
+              <w:rPr>
+                <w:rFonts w:ascii="Arial" w:hAnsi="Arial" w:eastAsia="맑은 고딕"/>
+                <w:b/>
+                <w:color w:val="FFFFFF"/>
+                <w:sz w:val="18"/>
+              </w:rPr>
+              <w:t xml:space="preserve">사용자 행동</w:t>
+            </w:r>
+          </w:p>
+        </w:tc>
+        <w:tc>
+          <w:tcPr>
+            <w:tcBorders>
+              <w:bottom w:val="single"/>
+            </w:tcBorders>
+            <w:vAlign w:val="bottom"/>
+            <w:tcBorders>
+              <w:top w:val="single" w:sz="6" w:space="0" w:color="2E75B6"/>
+              <w:bottom w:val="single" w:sz="6" w:space="0" w:color="2E75B6"/>
+              <w:left w:val="single" w:sz="4" w:space="0" w:color="BFBFBF"/>
+              <w:right w:val="single" w:sz="4" w:space="0" w:color="BFBFBF"/>
+            </w:tcBorders>
+            <w:shd w:fill="2E75B6" w:val="clear"/>
+            <w:tcMar>
+              <w:top w:w="50" w:type="dxa"/>
+              <w:bottom w:w="50" w:type="dxa"/>
+              <w:left w:w="100" w:type="dxa"/>
+              <w:right w:w="100" w:type="dxa"/>
+            </w:tcMar>
+          </w:tcPr>
+          <w:p>
+            <w:pPr>
+              <w:pStyle w:val="Compact"/>
+              <w:spacing w:before="20" w:after="20" w:line="280" w:lineRule="exact"/>
+              <w:jc w:val="left"/>
+            </w:pPr>
+            <w:r>
+              <w:rPr>
+                <w:rFonts w:ascii="Arial" w:hAnsi="Arial" w:eastAsia="맑은 고딕"/>
+                <w:b/>
+                <w:color w:val="FFFFFF"/>
+                <w:sz w:val="18"/>
+              </w:rPr>
+              <w:t xml:space="preserve">시스템 응답</w:t>
+            </w:r>
+          </w:p>
+        </w:tc>
+        <w:tc>
+          <w:tcPr>
+            <w:tcBorders>
+              <w:bottom w:val="single"/>
+            </w:tcBorders>
+            <w:vAlign w:val="bottom"/>
+            <w:tcBorders>
+              <w:top w:val="single" w:sz="6" w:space="0" w:color="2E75B6"/>
+              <w:bottom w:val="single" w:sz="6" w:space="0" w:color="2E75B6"/>
+              <w:left w:val="single" w:sz="4" w:space="0" w:color="BFBFBF"/>
+              <w:right w:val="single" w:sz="4" w:space="0" w:color="BFBFBF"/>
+            </w:tcBorders>
+            <w:shd w:fill="2E75B6" w:val="clear"/>
+            <w:tcMar>
+              <w:top w:w="50" w:type="dxa"/>
+              <w:bottom w:w="50" w:type="dxa"/>
+              <w:left w:w="100" w:type="dxa"/>
+              <w:right w:w="100" w:type="dxa"/>
+            </w:tcMar>
+          </w:tcPr>
+          <w:p>
+            <w:pPr>
+              <w:pStyle w:val="Compact"/>
+              <w:spacing w:before="20" w:after="20" w:line="280" w:lineRule="exact"/>
+              <w:jc w:val="left"/>
+            </w:pPr>
+            <w:r>
+              <w:rPr>
+                <w:rFonts w:ascii="Arial" w:hAnsi="Arial" w:eastAsia="맑은 고딕"/>
+                <w:b/>
+                <w:color w:val="FFFFFF"/>
+                <w:sz w:val="18"/>
+              </w:rPr>
+              <w:t xml:space="preserve">검증 포인트</w:t>
+            </w:r>
+          </w:p>
+        </w:tc>
+      </w:tr>
+      <w:tr>
+        <w:trPr/>
+        <w:tc>
+          <w:tcPr>
+            <w:tcBorders>
+              <w:top w:val="single" w:sz="4" w:space="0" w:color="BFBFBF"/>
+              <w:bottom w:val="single" w:sz="4" w:space="0" w:color="BFBFBF"/>
+              <w:left w:val="single" w:sz="4" w:space="0" w:color="BFBFBF"/>
+              <w:right w:val="single" w:sz="4" w:space="0" w:color="BFBFBF"/>
+            </w:tcBorders>
+            <w:tcMar>
+              <w:top w:w="50" w:type="dxa"/>
+              <w:bottom w:w="50" w:type="dxa"/>
+              <w:left w:w="100" w:type="dxa"/>
+              <w:right w:w="100" w:type="dxa"/>
+            </w:tcMar>
+          </w:tcPr>
+          <w:p>
+            <w:pPr>
+              <w:pStyle w:val="Compact"/>
+              <w:spacing w:before="20" w:after="20" w:line="280" w:lineRule="exact"/>
+              <w:jc w:val="left"/>
+            </w:pPr>
+            <w:r>
+              <w:rPr>
+                <w:rFonts w:ascii="Arial" w:hAnsi="Arial" w:eastAsia="맑은 고딕"/>
+                <w:color w:val="333333"/>
+                <w:sz w:val="18"/>
+              </w:rPr>
+              <w:t xml:space="preserve">1</w:t>
+            </w:r>
+          </w:p>
+        </w:tc>
+        <w:tc>
+          <w:tcPr>
+            <w:tcBorders>
+              <w:top w:val="single" w:sz="4" w:space="0" w:color="BFBFBF"/>
+              <w:bottom w:val="single" w:sz="4" w:space="0" w:color="BFBFBF"/>
+              <w:left w:val="single" w:sz="4" w:space="0" w:color="BFBFBF"/>
+              <w:right w:val="single" w:sz="4" w:space="0" w:color="BFBFBF"/>
+            </w:tcBorders>
+            <w:tcMar>
+              <w:top w:w="50" w:type="dxa"/>
+              <w:bottom w:w="50" w:type="dxa"/>
+              <w:left w:w="100" w:type="dxa"/>
+              <w:right w:w="100" w:type="dxa"/>
+            </w:tcMar>
+          </w:tcPr>
+          <w:p>
+            <w:pPr>
+              <w:pStyle w:val="Compact"/>
+              <w:spacing w:before="20" w:after="20" w:line="280" w:lineRule="exact"/>
+              <w:jc w:val="left"/>
+            </w:pPr>
+            <w:r>
+              <w:rPr>
+                <w:rFonts w:ascii="Arial" w:hAnsi="Arial" w:eastAsia="맑은 고딕"/>
+                <w:color w:val="333333"/>
+                <w:sz w:val="18"/>
+              </w:rPr>
+              <w:t xml:space="preserve">할인 목록 → [할인 등록] 클릭</w:t>
+            </w:r>
+          </w:p>
+        </w:tc>
+        <w:tc>
+          <w:tcPr>
+            <w:tcBorders>
+              <w:top w:val="single" w:sz="4" w:space="0" w:color="BFBFBF"/>
+              <w:bottom w:val="single" w:sz="4" w:space="0" w:color="BFBFBF"/>
+              <w:left w:val="single" w:sz="4" w:space="0" w:color="BFBFBF"/>
+              <w:right w:val="single" w:sz="4" w:space="0" w:color="BFBFBF"/>
+            </w:tcBorders>
+            <w:tcMar>
+              <w:top w:w="50" w:type="dxa"/>
+              <w:bottom w:w="50" w:type="dxa"/>
+              <w:left w:w="100" w:type="dxa"/>
+              <w:right w:w="100" w:type="dxa"/>
+            </w:tcMar>
+          </w:tcPr>
+          <w:p>
+            <w:pPr>
+              <w:pStyle w:val="Compact"/>
+              <w:spacing w:before="20" w:after="20" w:line="280" w:lineRule="exact"/>
+              <w:jc w:val="left"/>
+            </w:pPr>
+            <w:r>
+              <w:rPr>
+                <w:rFonts w:ascii="Arial" w:hAnsi="Arial" w:eastAsia="맑은 고딕"/>
+                <w:color w:val="333333"/>
+                <w:sz w:val="18"/>
+              </w:rPr>
+              <w:t xml:space="preserve">생성 폼 렌더링</w:t>
+            </w:r>
+          </w:p>
+        </w:tc>
+        <w:tc>
+          <w:tcPr>
+            <w:tcBorders>
+              <w:top w:val="single" w:sz="4" w:space="0" w:color="BFBFBF"/>
+              <w:bottom w:val="single" w:sz="4" w:space="0" w:color="BFBFBF"/>
+              <w:left w:val="single" w:sz="4" w:space="0" w:color="BFBFBF"/>
+              <w:right w:val="single" w:sz="4" w:space="0" w:color="BFBFBF"/>
+            </w:tcBorders>
+            <w:tcMar>
+              <w:top w:w="50" w:type="dxa"/>
+              <w:bottom w:w="50" w:type="dxa"/>
+              <w:left w:w="100" w:type="dxa"/>
+              <w:right w:w="100" w:type="dxa"/>
+            </w:tcMar>
+          </w:tcPr>
+          <w:p>
+            <w:pPr>
+              <w:pStyle w:val="Compact"/>
+              <w:spacing w:before="20" w:after="20" w:line="280" w:lineRule="exact"/>
+              <w:jc w:val="left"/>
+            </w:pPr>
+            <w:r>
+              <w:rPr>
+                <w:rFonts w:ascii="Arial" w:hAnsi="Arial" w:eastAsia="맑은 고딕"/>
+                <w:color w:val="333333"/>
+                <w:sz w:val="18"/>
+              </w:rPr>
+              <w:t xml:space="preserve">필수 필드 빈 상태</w:t>
+            </w:r>
+          </w:p>
+        </w:tc>
+      </w:tr>
+      <w:tr>
+        <w:trPr/>
+        <w:tc>
+          <w:tcPr>
+            <w:tcBorders>
+              <w:top w:val="single" w:sz="4" w:space="0" w:color="BFBFBF"/>
+              <w:bottom w:val="single" w:sz="4" w:space="0" w:color="BFBFBF"/>
+              <w:left w:val="single" w:sz="4" w:space="0" w:color="BFBFBF"/>
+              <w:right w:val="single" w:sz="4" w:space="0" w:color="BFBFBF"/>
+            </w:tcBorders>
+            <w:shd w:fill="F2F7FB" w:val="clear"/>
+            <w:tcMar>
+              <w:top w:w="50" w:type="dxa"/>
+              <w:bottom w:w="50" w:type="dxa"/>
+              <w:left w:w="100" w:type="dxa"/>
+              <w:right w:w="100" w:type="dxa"/>
+            </w:tcMar>
+          </w:tcPr>
+          <w:p>
+            <w:pPr>
+              <w:pStyle w:val="Compact"/>
+              <w:spacing w:before="20" w:after="20" w:line="280" w:lineRule="exact"/>
+              <w:jc w:val="left"/>
+            </w:pPr>
+            <w:r>
+              <w:rPr>
+                <w:rFonts w:ascii="Arial" w:hAnsi="Arial" w:eastAsia="맑은 고딕"/>
+                <w:color w:val="333333"/>
+                <w:sz w:val="18"/>
+              </w:rPr>
+              <w:t xml:space="preserve">2</w:t>
+            </w:r>
+          </w:p>
+        </w:tc>
+        <w:tc>
+          <w:tcPr>
+            <w:tcBorders>
+              <w:top w:val="single" w:sz="4" w:space="0" w:color="BFBFBF"/>
+              <w:bottom w:val="single" w:sz="4" w:space="0" w:color="BFBFBF"/>
+              <w:left w:val="single" w:sz="4" w:space="0" w:color="BFBFBF"/>
+              <w:right w:val="single" w:sz="4" w:space="0" w:color="BFBFBF"/>
+            </w:tcBorders>
+            <w:shd w:fill="F2F7FB" w:val="clear"/>
+            <w:tcMar>
+              <w:top w:w="50" w:type="dxa"/>
+              <w:bottom w:w="50" w:type="dxa"/>
+              <w:left w:w="100" w:type="dxa"/>
+              <w:right w:w="100" w:type="dxa"/>
+            </w:tcMar>
+          </w:tcPr>
+          <w:p>
+            <w:pPr>
+              <w:pStyle w:val="Compact"/>
+              <w:spacing w:before="20" w:after="20" w:line="280" w:lineRule="exact"/>
+              <w:jc w:val="left"/>
+            </w:pPr>
+            <w:r>
+              <w:rPr>
+                <w:rFonts w:ascii="Arial" w:hAnsi="Arial" w:eastAsia="맑은 고딕"/>
+                <w:color w:val="333333"/>
+                <w:sz w:val="18"/>
+              </w:rPr>
+              <w:t xml:space="preserve">기본정보: 할인명 입력, 할인방식 선택(정률)</w:t>
+            </w:r>
+          </w:p>
+        </w:tc>
+        <w:tc>
+          <w:tcPr>
+            <w:tcBorders>
+              <w:top w:val="single" w:sz="4" w:space="0" w:color="BFBFBF"/>
+              <w:bottom w:val="single" w:sz="4" w:space="0" w:color="BFBFBF"/>
+              <w:left w:val="single" w:sz="4" w:space="0" w:color="BFBFBF"/>
+              <w:right w:val="single" w:sz="4" w:space="0" w:color="BFBFBF"/>
+            </w:tcBorders>
+            <w:shd w:fill="F2F7FB" w:val="clear"/>
+            <w:tcMar>
+              <w:top w:w="50" w:type="dxa"/>
+              <w:bottom w:w="50" w:type="dxa"/>
+              <w:left w:w="100" w:type="dxa"/>
+              <w:right w:w="100" w:type="dxa"/>
+            </w:tcMar>
+          </w:tcPr>
+          <w:p>
+            <w:pPr>
+              <w:pStyle w:val="Compact"/>
+              <w:spacing w:before="20" w:after="20" w:line="280" w:lineRule="exact"/>
+              <w:jc w:val="left"/>
+            </w:pPr>
+            <w:r>
+              <w:rPr>
+                <w:rFonts w:ascii="Arial" w:hAnsi="Arial" w:eastAsia="맑은 고딕"/>
+                <w:color w:val="333333"/>
+                <w:sz w:val="18"/>
+              </w:rPr>
+              <w:t xml:space="preserve">정률 선택 시</w:t>
+            </w:r>
+            <w:r>
+              <w:rPr>
+                <w:rFonts w:ascii="Arial" w:hAnsi="Arial" w:eastAsia="맑은 고딕"/>
+                <w:color w:val="333333"/>
+                <w:sz w:val="18"/>
+              </w:rPr>
+              <w:t xml:space="preserve"> </w:t>
+            </w:r>
+            <w:r>
+              <w:rPr>
+                <w:rFonts w:ascii="Arial" w:hAnsi="Arial" w:eastAsia="맑은 고딕"/>
+                <w:color w:val="333333"/>
+                <w:sz w:val="18"/>
+              </w:rPr>
+              <w:t xml:space="preserve">‘</w:t>
+            </w:r>
+            <w:r>
+              <w:rPr>
+                <w:rFonts w:ascii="Arial" w:hAnsi="Arial" w:eastAsia="맑은 고딕"/>
+                <w:color w:val="333333"/>
+                <w:sz w:val="18"/>
+              </w:rPr>
+              <w:t xml:space="preserve">%</w:t>
+            </w:r>
+            <w:r>
+              <w:rPr>
+                <w:rFonts w:ascii="Arial" w:hAnsi="Arial" w:eastAsia="맑은 고딕"/>
+                <w:color w:val="333333"/>
+                <w:sz w:val="18"/>
+              </w:rPr>
+              <w:t xml:space="preserve">’</w:t>
+            </w:r>
+            <w:r>
+              <w:rPr>
+                <w:rFonts w:ascii="Arial" w:hAnsi="Arial" w:eastAsia="맑은 고딕"/>
+                <w:color w:val="333333"/>
+                <w:sz w:val="18"/>
+              </w:rPr>
+              <w:t xml:space="preserve"> </w:t>
+            </w:r>
+            <w:r>
+              <w:rPr>
+                <w:rFonts w:ascii="Arial" w:hAnsi="Arial" w:eastAsia="맑은 고딕"/>
+                <w:color w:val="333333"/>
+                <w:sz w:val="18"/>
+              </w:rPr>
+              <w:t xml:space="preserve">단위 표시 + maxDiscountAmount 입력 활성화</w:t>
+            </w:r>
+          </w:p>
+        </w:tc>
+        <w:tc>
+          <w:tcPr>
+            <w:tcBorders>
+              <w:top w:val="single" w:sz="4" w:space="0" w:color="BFBFBF"/>
+              <w:bottom w:val="single" w:sz="4" w:space="0" w:color="BFBFBF"/>
+              <w:left w:val="single" w:sz="4" w:space="0" w:color="BFBFBF"/>
+              <w:right w:val="single" w:sz="4" w:space="0" w:color="BFBFBF"/>
+            </w:tcBorders>
+            <w:shd w:fill="F2F7FB" w:val="clear"/>
+            <w:tcMar>
+              <w:top w:w="50" w:type="dxa"/>
+              <w:bottom w:w="50" w:type="dxa"/>
+              <w:left w:w="100" w:type="dxa"/>
+              <w:right w:w="100" w:type="dxa"/>
+            </w:tcMar>
+          </w:tcPr>
+          <w:p>
+            <w:pPr>
+              <w:pStyle w:val="Compact"/>
+              <w:spacing w:before="20" w:after="20" w:line="280" w:lineRule="exact"/>
+              <w:jc w:val="left"/>
+            </w:pPr>
+            <w:r>
+              <w:rPr>
+                <w:rFonts w:ascii="Arial" w:hAnsi="Arial" w:eastAsia="맑은 고딕"/>
+                <w:color w:val="333333"/>
+                <w:sz w:val="18"/>
+              </w:rPr>
+              <w:t xml:space="preserve">방식별 UI 동적 전환</w:t>
+            </w:r>
+          </w:p>
+        </w:tc>
+      </w:tr>
+      <w:tr>
+        <w:trPr/>
+        <w:tc>
+          <w:tcPr>
+            <w:tcBorders>
+              <w:top w:val="single" w:sz="4" w:space="0" w:color="BFBFBF"/>
+              <w:bottom w:val="single" w:sz="4" w:space="0" w:color="BFBFBF"/>
+              <w:left w:val="single" w:sz="4" w:space="0" w:color="BFBFBF"/>
+              <w:right w:val="single" w:sz="4" w:space="0" w:color="BFBFBF"/>
+            </w:tcBorders>
+            <w:tcMar>
+              <w:top w:w="50" w:type="dxa"/>
+              <w:bottom w:w="50" w:type="dxa"/>
+              <w:left w:w="100" w:type="dxa"/>
+              <w:right w:w="100" w:type="dxa"/>
+            </w:tcMar>
+          </w:tcPr>
+          <w:p>
+            <w:pPr>
+              <w:pStyle w:val="Compact"/>
+              <w:spacing w:before="20" w:after="20" w:line="280" w:lineRule="exact"/>
+              <w:jc w:val="left"/>
+            </w:pPr>
+            <w:r>
+              <w:rPr>
+                <w:rFonts w:ascii="Arial" w:hAnsi="Arial" w:eastAsia="맑은 고딕"/>
+                <w:color w:val="333333"/>
+                <w:sz w:val="18"/>
+              </w:rPr>
+              <w:t xml:space="preserve">3</w:t>
+            </w:r>
+          </w:p>
+        </w:tc>
+        <w:tc>
+          <w:tcPr>
+            <w:tcBorders>
+              <w:top w:val="single" w:sz="4" w:space="0" w:color="BFBFBF"/>
+              <w:bottom w:val="single" w:sz="4" w:space="0" w:color="BFBFBF"/>
+              <w:left w:val="single" w:sz="4" w:space="0" w:color="BFBFBF"/>
+              <w:right w:val="single" w:sz="4" w:space="0" w:color="BFBFBF"/>
+            </w:tcBorders>
+            <w:tcMar>
+              <w:top w:w="50" w:type="dxa"/>
+              <w:bottom w:w="50" w:type="dxa"/>
+              <w:left w:w="100" w:type="dxa"/>
+              <w:right w:w="100" w:type="dxa"/>
+            </w:tcMar>
+          </w:tcPr>
+          <w:p>
+            <w:pPr>
+              <w:pStyle w:val="Compact"/>
+              <w:spacing w:before="20" w:after="20" w:line="280" w:lineRule="exact"/>
+              <w:jc w:val="left"/>
+            </w:pPr>
+            <w:r>
+              <w:rPr>
+                <w:rFonts w:ascii="Arial" w:hAnsi="Arial" w:eastAsia="맑은 고딕"/>
+                <w:color w:val="333333"/>
+                <w:sz w:val="18"/>
+              </w:rPr>
+              <w:t xml:space="preserve">할인값: 20% 입력, 최대 할인 5,000원</w:t>
+            </w:r>
+          </w:p>
+        </w:tc>
+        <w:tc>
+          <w:tcPr>
+            <w:tcBorders>
+              <w:top w:val="single" w:sz="4" w:space="0" w:color="BFBFBF"/>
+              <w:bottom w:val="single" w:sz="4" w:space="0" w:color="BFBFBF"/>
+              <w:left w:val="single" w:sz="4" w:space="0" w:color="BFBFBF"/>
+              <w:right w:val="single" w:sz="4" w:space="0" w:color="BFBFBF"/>
+            </w:tcBorders>
+            <w:tcMar>
+              <w:top w:w="50" w:type="dxa"/>
+              <w:bottom w:w="50" w:type="dxa"/>
+              <w:left w:w="100" w:type="dxa"/>
+              <w:right w:w="100" w:type="dxa"/>
+            </w:tcMar>
+          </w:tcPr>
+          <w:p>
+            <w:pPr>
+              <w:pStyle w:val="Compact"/>
+              <w:spacing w:before="20" w:after="20" w:line="280" w:lineRule="exact"/>
+              <w:jc w:val="left"/>
+            </w:pPr>
+            <w:r>
+              <w:rPr>
+                <w:rFonts w:ascii="Arial" w:hAnsi="Arial" w:eastAsia="맑은 고딕"/>
+                <w:color w:val="333333"/>
+                <w:sz w:val="18"/>
+              </w:rPr>
+              <w:t xml:space="preserve">실시간 유효성 검증 (1~100%)</w:t>
+            </w:r>
+          </w:p>
+        </w:tc>
+        <w:tc>
+          <w:tcPr>
+            <w:tcBorders>
+              <w:top w:val="single" w:sz="4" w:space="0" w:color="BFBFBF"/>
+              <w:bottom w:val="single" w:sz="4" w:space="0" w:color="BFBFBF"/>
+              <w:left w:val="single" w:sz="4" w:space="0" w:color="BFBFBF"/>
+              <w:right w:val="single" w:sz="4" w:space="0" w:color="BFBFBF"/>
+            </w:tcBorders>
+            <w:tcMar>
+              <w:top w:w="50" w:type="dxa"/>
+              <w:bottom w:w="50" w:type="dxa"/>
+              <w:left w:w="100" w:type="dxa"/>
+              <w:right w:w="100" w:type="dxa"/>
+            </w:tcMar>
+          </w:tcPr>
+          <w:p>
+            <w:pPr>
+              <w:pStyle w:val="Compact"/>
+              <w:spacing w:before="20" w:after="20" w:line="280" w:lineRule="exact"/>
+              <w:jc w:val="left"/>
+            </w:pPr>
+            <w:r>
+              <w:rPr>
+                <w:rFonts w:ascii="Arial" w:hAnsi="Arial" w:eastAsia="맑은 고딕"/>
+                <w:color w:val="333333"/>
+                <w:sz w:val="18"/>
+              </w:rPr>
+              <w:t xml:space="preserve">maxDiscountAmount &gt; 0</w:t>
+            </w:r>
+          </w:p>
+        </w:tc>
+      </w:tr>
+      <w:tr>
+        <w:trPr/>
+        <w:tc>
+          <w:tcPr>
+            <w:tcBorders>
+              <w:top w:val="single" w:sz="4" w:space="0" w:color="BFBFBF"/>
+              <w:bottom w:val="single" w:sz="4" w:space="0" w:color="BFBFBF"/>
+              <w:left w:val="single" w:sz="4" w:space="0" w:color="BFBFBF"/>
+              <w:right w:val="single" w:sz="4" w:space="0" w:color="BFBFBF"/>
+            </w:tcBorders>
+            <w:shd w:fill="F2F7FB" w:val="clear"/>
+            <w:tcMar>
+              <w:top w:w="50" w:type="dxa"/>
+              <w:bottom w:w="50" w:type="dxa"/>
+              <w:left w:w="100" w:type="dxa"/>
+              <w:right w:w="100" w:type="dxa"/>
+            </w:tcMar>
+          </w:tcPr>
+          <w:p>
+            <w:pPr>
+              <w:pStyle w:val="Compact"/>
+              <w:spacing w:before="20" w:after="20" w:line="280" w:lineRule="exact"/>
+              <w:jc w:val="left"/>
+            </w:pPr>
+            <w:r>
+              <w:rPr>
+                <w:rFonts w:ascii="Arial" w:hAnsi="Arial" w:eastAsia="맑은 고딕"/>
+                <w:color w:val="333333"/>
+                <w:sz w:val="18"/>
+              </w:rPr>
+              <w:t xml:space="preserve">4</w:t>
+            </w:r>
+          </w:p>
+        </w:tc>
+        <w:tc>
+          <w:tcPr>
+            <w:tcBorders>
+              <w:top w:val="single" w:sz="4" w:space="0" w:color="BFBFBF"/>
+              <w:bottom w:val="single" w:sz="4" w:space="0" w:color="BFBFBF"/>
+              <w:left w:val="single" w:sz="4" w:space="0" w:color="BFBFBF"/>
+              <w:right w:val="single" w:sz="4" w:space="0" w:color="BFBFBF"/>
+            </w:tcBorders>
+            <w:shd w:fill="F2F7FB" w:val="clear"/>
+            <w:tcMar>
+              <w:top w:w="50" w:type="dxa"/>
+              <w:bottom w:w="50" w:type="dxa"/>
+              <w:left w:w="100" w:type="dxa"/>
+              <w:right w:w="100" w:type="dxa"/>
+            </w:tcMar>
+          </w:tcPr>
+          <w:p>
+            <w:pPr>
+              <w:pStyle w:val="Compact"/>
+              <w:spacing w:before="20" w:after="20" w:line="280" w:lineRule="exact"/>
+              <w:jc w:val="left"/>
+            </w:pPr>
+            <w:r>
+              <w:rPr>
+                <w:rFonts w:ascii="Arial" w:hAnsi="Arial" w:eastAsia="맑은 고딕"/>
+                <w:color w:val="333333"/>
+                <w:sz w:val="18"/>
+              </w:rPr>
+              <w:t xml:space="preserve">적용범위:</w:t>
+            </w:r>
+            <w:r>
+              <w:rPr>
+                <w:rFonts w:ascii="Arial" w:hAnsi="Arial" w:eastAsia="맑은 고딕"/>
+                <w:color w:val="333333"/>
+                <w:sz w:val="18"/>
+              </w:rPr>
+              <w:t xml:space="preserve"> </w:t>
+            </w:r>
+            <w:r>
+              <w:rPr>
+                <w:rFonts w:ascii="Arial" w:hAnsi="Arial" w:eastAsia="맑은 고딕"/>
+                <w:color w:val="333333"/>
+                <w:sz w:val="18"/>
+              </w:rPr>
+              <w:t xml:space="preserve">“</w:t>
+            </w:r>
+            <w:r>
+              <w:rPr>
+                <w:rFonts w:ascii="Arial" w:hAnsi="Arial" w:eastAsia="맑은 고딕"/>
+                <w:color w:val="333333"/>
+                <w:sz w:val="18"/>
+              </w:rPr>
+              <w:t xml:space="preserve">특정 상품</w:t>
+            </w:r>
+            <w:r>
+              <w:rPr>
+                <w:rFonts w:ascii="Arial" w:hAnsi="Arial" w:eastAsia="맑은 고딕"/>
+                <w:color w:val="333333"/>
+                <w:sz w:val="18"/>
+              </w:rPr>
+              <w:t xml:space="preserve">”</w:t>
+            </w:r>
+            <w:r>
+              <w:rPr>
+                <w:rFonts w:ascii="Arial" w:hAnsi="Arial" w:eastAsia="맑은 고딕"/>
+                <w:color w:val="333333"/>
+                <w:sz w:val="18"/>
+              </w:rPr>
+              <w:t xml:space="preserve"> </w:t>
+            </w:r>
+            <w:r>
+              <w:rPr>
+                <w:rFonts w:ascii="Arial" w:hAnsi="Arial" w:eastAsia="맑은 고딕"/>
+                <w:color w:val="333333"/>
+                <w:sz w:val="18"/>
+              </w:rPr>
+              <w:t xml:space="preserve">선택</w:t>
+            </w:r>
+          </w:p>
+        </w:tc>
+        <w:tc>
+          <w:tcPr>
+            <w:tcBorders>
+              <w:top w:val="single" w:sz="4" w:space="0" w:color="BFBFBF"/>
+              <w:bottom w:val="single" w:sz="4" w:space="0" w:color="BFBFBF"/>
+              <w:left w:val="single" w:sz="4" w:space="0" w:color="BFBFBF"/>
+              <w:right w:val="single" w:sz="4" w:space="0" w:color="BFBFBF"/>
+            </w:tcBorders>
+            <w:shd w:fill="F2F7FB" w:val="clear"/>
+            <w:tcMar>
+              <w:top w:w="50" w:type="dxa"/>
+              <w:bottom w:w="50" w:type="dxa"/>
+              <w:left w:w="100" w:type="dxa"/>
+              <w:right w:w="100" w:type="dxa"/>
+            </w:tcMar>
+          </w:tcPr>
+          <w:p>
+            <w:pPr>
+              <w:pStyle w:val="Compact"/>
+              <w:spacing w:before="20" w:after="20" w:line="280" w:lineRule="exact"/>
+              <w:jc w:val="left"/>
+            </w:pPr>
+            <w:r>
+              <w:rPr>
+                <w:rFonts w:ascii="Arial" w:hAnsi="Arial" w:eastAsia="맑은 고딕"/>
+                <w:color w:val="333333"/>
+                <w:sz w:val="18"/>
+              </w:rPr>
+              <w:t xml:space="preserve">상품 검색 모달 팝업 → 복수 선택</w:t>
+            </w:r>
+          </w:p>
+        </w:tc>
+        <w:tc>
+          <w:tcPr>
+            <w:tcBorders>
+              <w:top w:val="single" w:sz="4" w:space="0" w:color="BFBFBF"/>
+              <w:bottom w:val="single" w:sz="4" w:space="0" w:color="BFBFBF"/>
+              <w:left w:val="single" w:sz="4" w:space="0" w:color="BFBFBF"/>
+              <w:right w:val="single" w:sz="4" w:space="0" w:color="BFBFBF"/>
+            </w:tcBorders>
+            <w:shd w:fill="F2F7FB" w:val="clear"/>
+            <w:tcMar>
+              <w:top w:w="50" w:type="dxa"/>
+              <w:bottom w:w="50" w:type="dxa"/>
+              <w:left w:w="100" w:type="dxa"/>
+              <w:right w:w="100" w:type="dxa"/>
+            </w:tcMar>
+          </w:tcPr>
+          <w:p>
+            <w:pPr>
+              <w:pStyle w:val="Compact"/>
+              <w:spacing w:before="20" w:after="20" w:line="280" w:lineRule="exact"/>
+              <w:jc w:val="left"/>
+            </w:pPr>
+            <w:r>
+              <w:rPr>
+                <w:rFonts w:ascii="Arial" w:hAnsi="Arial" w:eastAsia="맑은 고딕"/>
+                <w:color w:val="333333"/>
+                <w:sz w:val="18"/>
+              </w:rPr>
+              <w:t xml:space="preserve">최소 1개 상품 선택</w:t>
+            </w:r>
+          </w:p>
+        </w:tc>
+      </w:tr>
+      <w:tr>
+        <w:trPr/>
+        <w:tc>
+          <w:tcPr>
+            <w:tcBorders>
+              <w:top w:val="single" w:sz="4" w:space="0" w:color="BFBFBF"/>
+              <w:bottom w:val="single" w:sz="4" w:space="0" w:color="BFBFBF"/>
+              <w:left w:val="single" w:sz="4" w:space="0" w:color="BFBFBF"/>
+              <w:right w:val="single" w:sz="4" w:space="0" w:color="BFBFBF"/>
+            </w:tcBorders>
+            <w:tcMar>
+              <w:top w:w="50" w:type="dxa"/>
+              <w:bottom w:w="50" w:type="dxa"/>
+              <w:left w:w="100" w:type="dxa"/>
+              <w:right w:w="100" w:type="dxa"/>
+            </w:tcMar>
+          </w:tcPr>
+          <w:p>
+            <w:pPr>
+              <w:pStyle w:val="Compact"/>
+              <w:spacing w:before="20" w:after="20" w:line="280" w:lineRule="exact"/>
+              <w:jc w:val="left"/>
+            </w:pPr>
+            <w:r>
+              <w:rPr>
+                <w:rFonts w:ascii="Arial" w:hAnsi="Arial" w:eastAsia="맑은 고딕"/>
+                <w:color w:val="333333"/>
+                <w:sz w:val="18"/>
+              </w:rPr>
+              <w:t xml:space="preserve">5</w:t>
+            </w:r>
+          </w:p>
+        </w:tc>
+        <w:tc>
+          <w:tcPr>
+            <w:tcBorders>
+              <w:top w:val="single" w:sz="4" w:space="0" w:color="BFBFBF"/>
+              <w:bottom w:val="single" w:sz="4" w:space="0" w:color="BFBFBF"/>
+              <w:left w:val="single" w:sz="4" w:space="0" w:color="BFBFBF"/>
+              <w:right w:val="single" w:sz="4" w:space="0" w:color="BFBFBF"/>
+            </w:tcBorders>
+            <w:tcMar>
+              <w:top w:w="50" w:type="dxa"/>
+              <w:bottom w:w="50" w:type="dxa"/>
+              <w:left w:w="100" w:type="dxa"/>
+              <w:right w:w="100" w:type="dxa"/>
+            </w:tcMar>
+          </w:tcPr>
+          <w:p>
+            <w:pPr>
+              <w:pStyle w:val="Compact"/>
+              <w:spacing w:before="20" w:after="20" w:line="280" w:lineRule="exact"/>
+              <w:jc w:val="left"/>
+            </w:pPr>
+            <w:r>
+              <w:rPr>
+                <w:rFonts w:ascii="Arial" w:hAnsi="Arial" w:eastAsia="맑은 고딕"/>
+                <w:color w:val="333333"/>
+                <w:sz w:val="18"/>
+              </w:rPr>
+              <w:t xml:space="preserve">정산 비율: 본사 70 / 가맹 30 입력</w:t>
+            </w:r>
+          </w:p>
+        </w:tc>
+        <w:tc>
+          <w:tcPr>
+            <w:tcBorders>
+              <w:top w:val="single" w:sz="4" w:space="0" w:color="BFBFBF"/>
+              <w:bottom w:val="single" w:sz="4" w:space="0" w:color="BFBFBF"/>
+              <w:left w:val="single" w:sz="4" w:space="0" w:color="BFBFBF"/>
+              <w:right w:val="single" w:sz="4" w:space="0" w:color="BFBFBF"/>
+            </w:tcBorders>
+            <w:tcMar>
+              <w:top w:w="50" w:type="dxa"/>
+              <w:bottom w:w="50" w:type="dxa"/>
+              <w:left w:w="100" w:type="dxa"/>
+              <w:right w:w="100" w:type="dxa"/>
+            </w:tcMar>
+          </w:tcPr>
+          <w:p>
+            <w:pPr>
+              <w:pStyle w:val="Compact"/>
+              <w:spacing w:before="20" w:after="20" w:line="280" w:lineRule="exact"/>
+              <w:jc w:val="left"/>
+            </w:pPr>
+            <w:r>
+              <w:rPr>
+                <w:rFonts w:ascii="Arial" w:hAnsi="Arial" w:eastAsia="맑은 고딕"/>
+                <w:color w:val="333333"/>
+                <w:sz w:val="18"/>
+              </w:rPr>
+              <w:t xml:space="preserve">한쪽 입력 시 반대편 자동 계산 (100-X)</w:t>
+            </w:r>
+          </w:p>
+        </w:tc>
+        <w:tc>
+          <w:tcPr>
+            <w:tcBorders>
+              <w:top w:val="single" w:sz="4" w:space="0" w:color="BFBFBF"/>
+              <w:bottom w:val="single" w:sz="4" w:space="0" w:color="BFBFBF"/>
+              <w:left w:val="single" w:sz="4" w:space="0" w:color="BFBFBF"/>
+              <w:right w:val="single" w:sz="4" w:space="0" w:color="BFBFBF"/>
+            </w:tcBorders>
+            <w:tcMar>
+              <w:top w:w="50" w:type="dxa"/>
+              <w:bottom w:w="50" w:type="dxa"/>
+              <w:left w:w="100" w:type="dxa"/>
+              <w:right w:w="100" w:type="dxa"/>
+            </w:tcMar>
+          </w:tcPr>
+          <w:p>
+            <w:pPr>
+              <w:pStyle w:val="Compact"/>
+              <w:spacing w:before="20" w:after="20" w:line="280" w:lineRule="exact"/>
+              <w:jc w:val="left"/>
+            </w:pPr>
+            <w:r>
+              <w:rPr>
+                <w:rFonts w:ascii="Arial" w:hAnsi="Arial" w:eastAsia="맑은 고딕"/>
+                <w:color w:val="333333"/>
+                <w:sz w:val="18"/>
+              </w:rPr>
+              <w:t xml:space="preserve">합계=100 검증</w:t>
+            </w:r>
+          </w:p>
+        </w:tc>
+      </w:tr>
+      <w:tr>
+        <w:trPr/>
+        <w:tc>
+          <w:tcPr>
+            <w:tcBorders>
+              <w:top w:val="single" w:sz="4" w:space="0" w:color="BFBFBF"/>
+              <w:bottom w:val="single" w:sz="4" w:space="0" w:color="BFBFBF"/>
+              <w:left w:val="single" w:sz="4" w:space="0" w:color="BFBFBF"/>
+              <w:right w:val="single" w:sz="4" w:space="0" w:color="BFBFBF"/>
+            </w:tcBorders>
+            <w:shd w:fill="F2F7FB" w:val="clear"/>
+            <w:tcMar>
+              <w:top w:w="50" w:type="dxa"/>
+              <w:bottom w:w="50" w:type="dxa"/>
+              <w:left w:w="100" w:type="dxa"/>
+              <w:right w:w="100" w:type="dxa"/>
+            </w:tcMar>
+          </w:tcPr>
+          <w:p>
+            <w:pPr>
+              <w:pStyle w:val="Compact"/>
+              <w:spacing w:before="20" w:after="20" w:line="280" w:lineRule="exact"/>
+              <w:jc w:val="left"/>
+            </w:pPr>
+            <w:r>
+              <w:rPr>
+                <w:rFonts w:ascii="Arial" w:hAnsi="Arial" w:eastAsia="맑은 고딕"/>
+                <w:color w:val="333333"/>
+                <w:sz w:val="18"/>
+              </w:rPr>
+              <w:t xml:space="preserve">6</w:t>
+            </w:r>
+          </w:p>
+        </w:tc>
+        <w:tc>
+          <w:tcPr>
+            <w:tcBorders>
+              <w:top w:val="single" w:sz="4" w:space="0" w:color="BFBFBF"/>
+              <w:bottom w:val="single" w:sz="4" w:space="0" w:color="BFBFBF"/>
+              <w:left w:val="single" w:sz="4" w:space="0" w:color="BFBFBF"/>
+              <w:right w:val="single" w:sz="4" w:space="0" w:color="BFBFBF"/>
+            </w:tcBorders>
+            <w:shd w:fill="F2F7FB" w:val="clear"/>
+            <w:tcMar>
+              <w:top w:w="50" w:type="dxa"/>
+              <w:bottom w:w="50" w:type="dxa"/>
+              <w:left w:w="100" w:type="dxa"/>
+              <w:right w:w="100" w:type="dxa"/>
+            </w:tcMar>
+          </w:tcPr>
+          <w:p>
+            <w:pPr>
+              <w:pStyle w:val="Compact"/>
+              <w:spacing w:before="20" w:after="20" w:line="280" w:lineRule="exact"/>
+              <w:jc w:val="left"/>
+            </w:pPr>
+            <w:r>
+              <w:rPr>
+                <w:rFonts w:ascii="Arial" w:hAnsi="Arial" w:eastAsia="맑은 고딕"/>
+                <w:color w:val="333333"/>
+                <w:sz w:val="18"/>
+              </w:rPr>
+              <w:t xml:space="preserve">적용기간: 시작~종료일 설정</w:t>
+            </w:r>
+          </w:p>
+        </w:tc>
+        <w:tc>
+          <w:tcPr>
+            <w:tcBorders>
+              <w:top w:val="single" w:sz="4" w:space="0" w:color="BFBFBF"/>
+              <w:bottom w:val="single" w:sz="4" w:space="0" w:color="BFBFBF"/>
+              <w:left w:val="single" w:sz="4" w:space="0" w:color="BFBFBF"/>
+              <w:right w:val="single" w:sz="4" w:space="0" w:color="BFBFBF"/>
+            </w:tcBorders>
+            <w:shd w:fill="F2F7FB" w:val="clear"/>
+            <w:tcMar>
+              <w:top w:w="50" w:type="dxa"/>
+              <w:bottom w:w="50" w:type="dxa"/>
+              <w:left w:w="100" w:type="dxa"/>
+              <w:right w:w="100" w:type="dxa"/>
+            </w:tcMar>
+          </w:tcPr>
+          <w:p>
+            <w:pPr>
+              <w:pStyle w:val="Compact"/>
+              <w:spacing w:before="20" w:after="20" w:line="280" w:lineRule="exact"/>
+              <w:jc w:val="left"/>
+            </w:pPr>
+            <w:r>
+              <w:rPr>
+                <w:rFonts w:ascii="Arial" w:hAnsi="Arial" w:eastAsia="맑은 고딕"/>
+                <w:color w:val="333333"/>
+                <w:sz w:val="18"/>
+              </w:rPr>
+              <w:t xml:space="preserve">DatePicker 범위 선택</w:t>
+            </w:r>
+          </w:p>
+        </w:tc>
+        <w:tc>
+          <w:tcPr>
+            <w:tcBorders>
+              <w:top w:val="single" w:sz="4" w:space="0" w:color="BFBFBF"/>
+              <w:bottom w:val="single" w:sz="4" w:space="0" w:color="BFBFBF"/>
+              <w:left w:val="single" w:sz="4" w:space="0" w:color="BFBFBF"/>
+              <w:right w:val="single" w:sz="4" w:space="0" w:color="BFBFBF"/>
+            </w:tcBorders>
+            <w:shd w:fill="F2F7FB" w:val="clear"/>
+            <w:tcMar>
+              <w:top w:w="50" w:type="dxa"/>
+              <w:bottom w:w="50" w:type="dxa"/>
+              <w:left w:w="100" w:type="dxa"/>
+              <w:right w:w="100" w:type="dxa"/>
+            </w:tcMar>
+          </w:tcPr>
+          <w:p>
+            <w:pPr>
+              <w:pStyle w:val="Compact"/>
+              <w:spacing w:before="20" w:after="20" w:line="280" w:lineRule="exact"/>
+              <w:jc w:val="left"/>
+            </w:pPr>
+            <w:r>
+              <w:rPr>
+                <w:rFonts w:ascii="Arial" w:hAnsi="Arial" w:eastAsia="맑은 고딕"/>
+                <w:color w:val="333333"/>
+                <w:sz w:val="18"/>
+              </w:rPr>
+              <w:t xml:space="preserve">종료일 &gt; 시작일</w:t>
+            </w:r>
+          </w:p>
+        </w:tc>
+      </w:tr>
+      <w:tr>
+        <w:trPr/>
+        <w:tc>
+          <w:tcPr>
+            <w:tcBorders>
+              <w:top w:val="single" w:sz="4" w:space="0" w:color="BFBFBF"/>
+              <w:bottom w:val="single" w:sz="4" w:space="0" w:color="BFBFBF"/>
+              <w:left w:val="single" w:sz="4" w:space="0" w:color="BFBFBF"/>
+              <w:right w:val="single" w:sz="4" w:space="0" w:color="BFBFBF"/>
+            </w:tcBorders>
+            <w:tcMar>
+              <w:top w:w="50" w:type="dxa"/>
+              <w:bottom w:w="50" w:type="dxa"/>
+              <w:left w:w="100" w:type="dxa"/>
+              <w:right w:w="100" w:type="dxa"/>
+            </w:tcMar>
+          </w:tcPr>
+          <w:p>
+            <w:pPr>
+              <w:pStyle w:val="Compact"/>
+              <w:spacing w:before="20" w:after="20" w:line="280" w:lineRule="exact"/>
+              <w:jc w:val="left"/>
+            </w:pPr>
+            <w:r>
+              <w:rPr>
+                <w:rFonts w:ascii="Arial" w:hAnsi="Arial" w:eastAsia="맑은 고딕"/>
+                <w:color w:val="333333"/>
+                <w:sz w:val="18"/>
+              </w:rPr>
+              <w:t xml:space="preserve">7</w:t>
+            </w:r>
+          </w:p>
+        </w:tc>
+        <w:tc>
+          <w:tcPr>
+            <w:tcBorders>
+              <w:top w:val="single" w:sz="4" w:space="0" w:color="BFBFBF"/>
+              <w:bottom w:val="single" w:sz="4" w:space="0" w:color="BFBFBF"/>
+              <w:left w:val="single" w:sz="4" w:space="0" w:color="BFBFBF"/>
+              <w:right w:val="single" w:sz="4" w:space="0" w:color="BFBFBF"/>
+            </w:tcBorders>
+            <w:tcMar>
+              <w:top w:w="50" w:type="dxa"/>
+              <w:bottom w:w="50" w:type="dxa"/>
+              <w:left w:w="100" w:type="dxa"/>
+              <w:right w:w="100" w:type="dxa"/>
+            </w:tcMar>
+          </w:tcPr>
+          <w:p>
+            <w:pPr>
+              <w:pStyle w:val="Compact"/>
+              <w:spacing w:before="20" w:after="20" w:line="280" w:lineRule="exact"/>
+              <w:jc w:val="left"/>
+            </w:pPr>
+            <w:r>
+              <w:rPr>
+                <w:rFonts w:ascii="Arial" w:hAnsi="Arial" w:eastAsia="맑은 고딕"/>
+                <w:color w:val="333333"/>
+                <w:sz w:val="18"/>
+              </w:rPr>
+              <w:t xml:space="preserve">[저장] 클릭</w:t>
+            </w:r>
+          </w:p>
+        </w:tc>
+        <w:tc>
+          <w:tcPr>
+            <w:tcBorders>
+              <w:top w:val="single" w:sz="4" w:space="0" w:color="BFBFBF"/>
+              <w:bottom w:val="single" w:sz="4" w:space="0" w:color="BFBFBF"/>
+              <w:left w:val="single" w:sz="4" w:space="0" w:color="BFBFBF"/>
+              <w:right w:val="single" w:sz="4" w:space="0" w:color="BFBFBF"/>
+            </w:tcBorders>
+            <w:tcMar>
+              <w:top w:w="50" w:type="dxa"/>
+              <w:bottom w:w="50" w:type="dxa"/>
+              <w:left w:w="100" w:type="dxa"/>
+              <w:right w:w="100" w:type="dxa"/>
+            </w:tcMar>
+          </w:tcPr>
+          <w:p>
+            <w:pPr>
+              <w:pStyle w:val="Compact"/>
+              <w:spacing w:before="20" w:after="20" w:line="280" w:lineRule="exact"/>
+              <w:jc w:val="left"/>
+            </w:pPr>
+            <w:r>
+              <w:rPr>
+                <w:rStyle w:val="VerbatimChar"/>
+                <w:rFonts w:ascii="Arial" w:hAnsi="Arial" w:eastAsia="맑은 고딕"/>
+                <w:color w:val="333333"/>
+                <w:sz w:val="18"/>
+              </w:rPr>
+              <w:t xml:space="preserve">POST /api/discounts</w:t>
+            </w:r>
+            <w:r>
+              <w:rPr>
+                <w:rFonts w:ascii="Arial" w:hAnsi="Arial" w:eastAsia="맑은 고딕"/>
+                <w:color w:val="333333"/>
+                <w:sz w:val="18"/>
+              </w:rPr>
+              <w:t xml:space="preserve"> </w:t>
+            </w:r>
+            <w:r>
+              <w:rPr>
+                <w:rFonts w:ascii="Arial" w:hAnsi="Arial" w:eastAsia="맑은 고딕"/>
+                <w:color w:val="333333"/>
+                <w:sz w:val="18"/>
+              </w:rPr>
+              <w:t xml:space="preserve">→ 성공 Toast → 목록 이동</w:t>
+            </w:r>
+          </w:p>
+        </w:tc>
+        <w:tc>
+          <w:tcPr>
+            <w:tcBorders>
+              <w:top w:val="single" w:sz="4" w:space="0" w:color="BFBFBF"/>
+              <w:bottom w:val="single" w:sz="4" w:space="0" w:color="BFBFBF"/>
+              <w:left w:val="single" w:sz="4" w:space="0" w:color="BFBFBF"/>
+              <w:right w:val="single" w:sz="4" w:space="0" w:color="BFBFBF"/>
+            </w:tcBorders>
+            <w:tcMar>
+              <w:top w:w="50" w:type="dxa"/>
+              <w:bottom w:w="50" w:type="dxa"/>
+              <w:left w:w="100" w:type="dxa"/>
+              <w:right w:w="100" w:type="dxa"/>
+            </w:tcMar>
+          </w:tcPr>
+          <w:p>
+            <w:pPr>
+              <w:pStyle w:val="Compact"/>
+              <w:spacing w:before="20" w:after="20" w:line="280" w:lineRule="exact"/>
+              <w:jc w:val="left"/>
+            </w:pPr>
+            <w:r>
+              <w:rPr>
+                <w:rFonts w:ascii="Arial" w:hAnsi="Arial" w:eastAsia="맑은 고딕"/>
+                <w:color w:val="333333"/>
+                <w:sz w:val="18"/>
+              </w:rPr>
+              <w:t xml:space="preserve">목록에 신규 할인(active) 표시</w:t>
+            </w:r>
+          </w:p>
+        </w:tc>
+      </w:tr>
+    </w:tbl>
+    <w:p>
+      <w:pPr>
+        <w:pStyle w:val="Heading3"/>
+      </w:pPr>
+      <w:bookmarkStart w:id="28" w:name="시나리오-2-쿠폰-생성-고객-다운로드"/>
+      <w:r>
+        <w:t xml:space="preserve">시나리오 2: 쿠폰 생성 → 고객 다운로드</w:t>
+      </w:r>
+      <w:bookmarkEnd w:id="28"/>
+    </w:p>
+    <w:tbl>
+      <w:tblPr>
+        <w:tblStyle w:val="Table"/>
+        <w:jc w:val="center"/>
+        <w:tblLook w:firstRow="1"/>
+        <w:tblW w:w="5000" w:type="pct"/>
+      </w:tblPr>
+      <w:tblGrid>
+        <w:gridCol w:w="2329"/>
+        <w:gridCol w:w="1863"/>
+        <w:gridCol w:w="1863"/>
+        <w:gridCol w:w="1863"/>
+      </w:tblGrid>
+      <w:tr>
+        <w:trPr>
+          <w:cnfStyle w:firstRow="1"/>
+          <w:tblHeader/>
+        </w:trPr>
+        <w:tc>
+          <w:tcPr>
+            <w:tcBorders>
+              <w:bottom w:val="single"/>
+            </w:tcBorders>
+            <w:vAlign w:val="bottom"/>
+            <w:tcBorders>
+              <w:top w:val="single" w:sz="6" w:space="0" w:color="2E75B6"/>
+              <w:bottom w:val="single" w:sz="6" w:space="0" w:color="2E75B6"/>
+              <w:left w:val="single" w:sz="4" w:space="0" w:color="BFBFBF"/>
+              <w:right w:val="single" w:sz="4" w:space="0" w:color="BFBFBF"/>
+            </w:tcBorders>
+            <w:shd w:fill="2E75B6" w:val="clear"/>
+            <w:tcMar>
+              <w:top w:w="50" w:type="dxa"/>
+              <w:bottom w:w="50" w:type="dxa"/>
+              <w:left w:w="100" w:type="dxa"/>
+              <w:right w:w="100" w:type="dxa"/>
+            </w:tcMar>
+          </w:tcPr>
+          <w:p>
+            <w:pPr>
+              <w:pStyle w:val="Compact"/>
+              <w:spacing w:before="20" w:after="20" w:line="280" w:lineRule="exact"/>
+              <w:jc w:val="left"/>
+            </w:pPr>
+            <w:r>
+              <w:rPr>
+                <w:rFonts w:ascii="Arial" w:hAnsi="Arial" w:eastAsia="맑은 고딕"/>
+                <w:b/>
+                <w:color w:val="FFFFFF"/>
+                <w:sz w:val="18"/>
+              </w:rPr>
+              <w:t xml:space="preserve">단계</w:t>
+            </w:r>
+          </w:p>
+        </w:tc>
+        <w:tc>
+          <w:tcPr>
+            <w:tcBorders>
+              <w:bottom w:val="single"/>
+            </w:tcBorders>
+            <w:vAlign w:val="bottom"/>
+            <w:tcBorders>
+              <w:top w:val="single" w:sz="6" w:space="0" w:color="2E75B6"/>
+              <w:bottom w:val="single" w:sz="6" w:space="0" w:color="2E75B6"/>
+              <w:left w:val="single" w:sz="4" w:space="0" w:color="BFBFBF"/>
+              <w:right w:val="single" w:sz="4" w:space="0" w:color="BFBFBF"/>
+            </w:tcBorders>
+            <w:shd w:fill="2E75B6" w:val="clear"/>
+            <w:tcMar>
+              <w:top w:w="50" w:type="dxa"/>
+              <w:bottom w:w="50" w:type="dxa"/>
+              <w:left w:w="100" w:type="dxa"/>
+              <w:right w:w="100" w:type="dxa"/>
+            </w:tcMar>
+          </w:tcPr>
+          <w:p>
+            <w:pPr>
+              <w:pStyle w:val="Compact"/>
+              <w:spacing w:before="20" w:after="20" w:line="280" w:lineRule="exact"/>
+              <w:jc w:val="left"/>
+            </w:pPr>
+            <w:r>
+              <w:rPr>
+                <w:rFonts w:ascii="Arial" w:hAnsi="Arial" w:eastAsia="맑은 고딕"/>
+                <w:b/>
+                <w:color w:val="FFFFFF"/>
+                <w:sz w:val="18"/>
+              </w:rPr>
+              <w:t xml:space="preserve">사용자 행동</w:t>
+            </w:r>
+          </w:p>
+        </w:tc>
+        <w:tc>
+          <w:tcPr>
+            <w:tcBorders>
+              <w:bottom w:val="single"/>
+            </w:tcBorders>
+            <w:vAlign w:val="bottom"/>
+            <w:tcBorders>
+              <w:top w:val="single" w:sz="6" w:space="0" w:color="2E75B6"/>
+              <w:bottom w:val="single" w:sz="6" w:space="0" w:color="2E75B6"/>
+              <w:left w:val="single" w:sz="4" w:space="0" w:color="BFBFBF"/>
+              <w:right w:val="single" w:sz="4" w:space="0" w:color="BFBFBF"/>
+            </w:tcBorders>
+            <w:shd w:fill="2E75B6" w:val="clear"/>
+            <w:tcMar>
+              <w:top w:w="50" w:type="dxa"/>
+              <w:bottom w:w="50" w:type="dxa"/>
+              <w:left w:w="100" w:type="dxa"/>
+              <w:right w:w="100" w:type="dxa"/>
+            </w:tcMar>
+          </w:tcPr>
+          <w:p>
+            <w:pPr>
+              <w:pStyle w:val="Compact"/>
+              <w:spacing w:before="20" w:after="20" w:line="280" w:lineRule="exact"/>
+              <w:jc w:val="left"/>
+            </w:pPr>
+            <w:r>
+              <w:rPr>
+                <w:rFonts w:ascii="Arial" w:hAnsi="Arial" w:eastAsia="맑은 고딕"/>
+                <w:b/>
+                <w:color w:val="FFFFFF"/>
+                <w:sz w:val="18"/>
+              </w:rPr>
+              <w:t xml:space="preserve">시스템 응답</w:t>
+            </w:r>
+          </w:p>
+        </w:tc>
+        <w:tc>
+          <w:tcPr>
+            <w:tcBorders>
+              <w:bottom w:val="single"/>
+            </w:tcBorders>
+            <w:vAlign w:val="bottom"/>
+            <w:tcBorders>
+              <w:top w:val="single" w:sz="6" w:space="0" w:color="2E75B6"/>
+              <w:bottom w:val="single" w:sz="6" w:space="0" w:color="2E75B6"/>
+              <w:left w:val="single" w:sz="4" w:space="0" w:color="BFBFBF"/>
+              <w:right w:val="single" w:sz="4" w:space="0" w:color="BFBFBF"/>
+            </w:tcBorders>
+            <w:shd w:fill="2E75B6" w:val="clear"/>
+            <w:tcMar>
+              <w:top w:w="50" w:type="dxa"/>
+              <w:bottom w:w="50" w:type="dxa"/>
+              <w:left w:w="100" w:type="dxa"/>
+              <w:right w:w="100" w:type="dxa"/>
+            </w:tcMar>
+          </w:tcPr>
+          <w:p>
+            <w:pPr>
+              <w:pStyle w:val="Compact"/>
+              <w:spacing w:before="20" w:after="20" w:line="280" w:lineRule="exact"/>
+              <w:jc w:val="left"/>
+            </w:pPr>
+            <w:r>
+              <w:rPr>
+                <w:rFonts w:ascii="Arial" w:hAnsi="Arial" w:eastAsia="맑은 고딕"/>
+                <w:b/>
+                <w:color w:val="FFFFFF"/>
+                <w:sz w:val="18"/>
+              </w:rPr>
+              <w:t xml:space="preserve">검증 포인트</w:t>
+            </w:r>
+          </w:p>
+        </w:tc>
+      </w:tr>
+      <w:tr>
+        <w:trPr/>
+        <w:tc>
+          <w:tcPr>
+            <w:tcBorders>
+              <w:top w:val="single" w:sz="4" w:space="0" w:color="BFBFBF"/>
+              <w:bottom w:val="single" w:sz="4" w:space="0" w:color="BFBFBF"/>
+              <w:left w:val="single" w:sz="4" w:space="0" w:color="BFBFBF"/>
+              <w:right w:val="single" w:sz="4" w:space="0" w:color="BFBFBF"/>
+            </w:tcBorders>
+            <w:tcMar>
+              <w:top w:w="50" w:type="dxa"/>
+              <w:bottom w:w="50" w:type="dxa"/>
+              <w:left w:w="100" w:type="dxa"/>
+              <w:right w:w="100" w:type="dxa"/>
+            </w:tcMar>
+          </w:tcPr>
+          <w:p>
+            <w:pPr>
+              <w:pStyle w:val="Compact"/>
+              <w:spacing w:before="20" w:after="20" w:line="280" w:lineRule="exact"/>
+              <w:jc w:val="left"/>
+            </w:pPr>
+            <w:r>
+              <w:rPr>
+                <w:rFonts w:ascii="Arial" w:hAnsi="Arial" w:eastAsia="맑은 고딕"/>
+                <w:color w:val="333333"/>
+                <w:sz w:val="18"/>
+              </w:rPr>
+              <w:t xml:space="preserve">1</w:t>
+            </w:r>
+          </w:p>
+        </w:tc>
+        <w:tc>
+          <w:tcPr>
+            <w:tcBorders>
+              <w:top w:val="single" w:sz="4" w:space="0" w:color="BFBFBF"/>
+              <w:bottom w:val="single" w:sz="4" w:space="0" w:color="BFBFBF"/>
+              <w:left w:val="single" w:sz="4" w:space="0" w:color="BFBFBF"/>
+              <w:right w:val="single" w:sz="4" w:space="0" w:color="BFBFBF"/>
+            </w:tcBorders>
+            <w:tcMar>
+              <w:top w:w="50" w:type="dxa"/>
+              <w:bottom w:w="50" w:type="dxa"/>
+              <w:left w:w="100" w:type="dxa"/>
+              <w:right w:w="100" w:type="dxa"/>
+            </w:tcMar>
+          </w:tcPr>
+          <w:p>
+            <w:pPr>
+              <w:pStyle w:val="Compact"/>
+              <w:spacing w:before="20" w:after="20" w:line="280" w:lineRule="exact"/>
+              <w:jc w:val="left"/>
+            </w:pPr>
+            <w:r>
+              <w:rPr>
+                <w:rFonts w:ascii="Arial" w:hAnsi="Arial" w:eastAsia="맑은 고딕"/>
+                <w:color w:val="333333"/>
+                <w:sz w:val="18"/>
+              </w:rPr>
+              <w:t xml:space="preserve">쿠폰 목록 → [쿠폰 등록]</w:t>
+            </w:r>
+          </w:p>
+        </w:tc>
+        <w:tc>
+          <w:tcPr>
+            <w:tcBorders>
+              <w:top w:val="single" w:sz="4" w:space="0" w:color="BFBFBF"/>
+              <w:bottom w:val="single" w:sz="4" w:space="0" w:color="BFBFBF"/>
+              <w:left w:val="single" w:sz="4" w:space="0" w:color="BFBFBF"/>
+              <w:right w:val="single" w:sz="4" w:space="0" w:color="BFBFBF"/>
+            </w:tcBorders>
+            <w:tcMar>
+              <w:top w:w="50" w:type="dxa"/>
+              <w:bottom w:w="50" w:type="dxa"/>
+              <w:left w:w="100" w:type="dxa"/>
+              <w:right w:w="100" w:type="dxa"/>
+            </w:tcMar>
+          </w:tcPr>
+          <w:p>
+            <w:pPr>
+              <w:pStyle w:val="Compact"/>
+              <w:spacing w:before="20" w:after="20" w:line="280" w:lineRule="exact"/>
+              <w:jc w:val="left"/>
+            </w:pPr>
+            <w:r>
+              <w:rPr>
+                <w:rFonts w:ascii="Arial" w:hAnsi="Arial" w:eastAsia="맑은 고딕"/>
+                <w:color w:val="333333"/>
+                <w:sz w:val="18"/>
+              </w:rPr>
+              <w:t xml:space="preserve">생성 폼 렌더링</w:t>
+            </w:r>
+          </w:p>
+        </w:tc>
+        <w:tc>
+          <w:tcPr>
+            <w:tcBorders>
+              <w:top w:val="single" w:sz="4" w:space="0" w:color="BFBFBF"/>
+              <w:bottom w:val="single" w:sz="4" w:space="0" w:color="BFBFBF"/>
+              <w:left w:val="single" w:sz="4" w:space="0" w:color="BFBFBF"/>
+              <w:right w:val="single" w:sz="4" w:space="0" w:color="BFBFBF"/>
+            </w:tcBorders>
+            <w:tcMar>
+              <w:top w:w="50" w:type="dxa"/>
+              <w:bottom w:w="50" w:type="dxa"/>
+              <w:left w:w="100" w:type="dxa"/>
+              <w:right w:w="100" w:type="dxa"/>
+            </w:tcMar>
+          </w:tcPr>
+          <w:p>
+            <w:pPr>
+              <w:pStyle w:val="Compact"/>
+              <w:spacing w:before="20" w:after="20" w:line="280" w:lineRule="exact"/>
+              <w:jc w:val="left"/>
+            </w:pPr>
+            <w:r>
+              <w:rPr>
+                <w:rFonts w:ascii="Arial" w:hAnsi="Arial" w:eastAsia="맑은 고딕"/>
+                <w:color w:val="333333"/>
+                <w:sz w:val="18"/>
+              </w:rPr>
+              <w:t xml:space="preserve">쿠폰 고유 필드(발행수량, 1인1매) 표시</w:t>
+            </w:r>
+          </w:p>
+        </w:tc>
+      </w:tr>
+      <w:tr>
+        <w:trPr/>
+        <w:tc>
+          <w:tcPr>
+            <w:tcBorders>
+              <w:top w:val="single" w:sz="4" w:space="0" w:color="BFBFBF"/>
+              <w:bottom w:val="single" w:sz="4" w:space="0" w:color="BFBFBF"/>
+              <w:left w:val="single" w:sz="4" w:space="0" w:color="BFBFBF"/>
+              <w:right w:val="single" w:sz="4" w:space="0" w:color="BFBFBF"/>
+            </w:tcBorders>
+            <w:shd w:fill="F2F7FB" w:val="clear"/>
+            <w:tcMar>
+              <w:top w:w="50" w:type="dxa"/>
+              <w:bottom w:w="50" w:type="dxa"/>
+              <w:left w:w="100" w:type="dxa"/>
+              <w:right w:w="100" w:type="dxa"/>
+            </w:tcMar>
+          </w:tcPr>
+          <w:p>
+            <w:pPr>
+              <w:pStyle w:val="Compact"/>
+              <w:spacing w:before="20" w:after="20" w:line="280" w:lineRule="exact"/>
+              <w:jc w:val="left"/>
+            </w:pPr>
+            <w:r>
+              <w:rPr>
+                <w:rFonts w:ascii="Arial" w:hAnsi="Arial" w:eastAsia="맑은 고딕"/>
+                <w:color w:val="333333"/>
+                <w:sz w:val="18"/>
+              </w:rPr>
+              <w:t xml:space="preserve">2</w:t>
+            </w:r>
+          </w:p>
+        </w:tc>
+        <w:tc>
+          <w:tcPr>
+            <w:tcBorders>
+              <w:top w:val="single" w:sz="4" w:space="0" w:color="BFBFBF"/>
+              <w:bottom w:val="single" w:sz="4" w:space="0" w:color="BFBFBF"/>
+              <w:left w:val="single" w:sz="4" w:space="0" w:color="BFBFBF"/>
+              <w:right w:val="single" w:sz="4" w:space="0" w:color="BFBFBF"/>
+            </w:tcBorders>
+            <w:shd w:fill="F2F7FB" w:val="clear"/>
+            <w:tcMar>
+              <w:top w:w="50" w:type="dxa"/>
+              <w:bottom w:w="50" w:type="dxa"/>
+              <w:left w:w="100" w:type="dxa"/>
+              <w:right w:w="100" w:type="dxa"/>
+            </w:tcMar>
+          </w:tcPr>
+          <w:p>
+            <w:pPr>
+              <w:pStyle w:val="Compact"/>
+              <w:spacing w:before="20" w:after="20" w:line="280" w:lineRule="exact"/>
+              <w:jc w:val="left"/>
+            </w:pPr>
+            <w:r>
+              <w:rPr>
+                <w:rFonts w:ascii="Arial" w:hAnsi="Arial" w:eastAsia="맑은 고딕"/>
+                <w:color w:val="333333"/>
+                <w:sz w:val="18"/>
+              </w:rPr>
+              <w:t xml:space="preserve">발행수량: 1000매, 1인1매: ON</w:t>
+            </w:r>
+          </w:p>
+        </w:tc>
+        <w:tc>
+          <w:tcPr>
+            <w:tcBorders>
+              <w:top w:val="single" w:sz="4" w:space="0" w:color="BFBFBF"/>
+              <w:bottom w:val="single" w:sz="4" w:space="0" w:color="BFBFBF"/>
+              <w:left w:val="single" w:sz="4" w:space="0" w:color="BFBFBF"/>
+              <w:right w:val="single" w:sz="4" w:space="0" w:color="BFBFBF"/>
+            </w:tcBorders>
+            <w:shd w:fill="F2F7FB" w:val="clear"/>
+            <w:tcMar>
+              <w:top w:w="50" w:type="dxa"/>
+              <w:bottom w:w="50" w:type="dxa"/>
+              <w:left w:w="100" w:type="dxa"/>
+              <w:right w:w="100" w:type="dxa"/>
+            </w:tcMar>
+          </w:tcPr>
+          <w:p>
+            <w:pPr>
+              <w:pStyle w:val="Compact"/>
+              <w:spacing w:before="20" w:after="20" w:line="280" w:lineRule="exact"/>
+              <w:jc w:val="left"/>
+            </w:pPr>
+            <w:r>
+              <w:rPr>
+                <w:rFonts w:ascii="Arial" w:hAnsi="Arial" w:eastAsia="맑은 고딕"/>
+                <w:color w:val="333333"/>
+                <w:sz w:val="18"/>
+              </w:rPr>
+              <w:t xml:space="preserve">totalCount=1000, perUserLimit=1 설정</w:t>
+            </w:r>
+          </w:p>
+        </w:tc>
+        <w:tc>
+          <w:tcPr>
+            <w:tcBorders>
+              <w:top w:val="single" w:sz="4" w:space="0" w:color="BFBFBF"/>
+              <w:bottom w:val="single" w:sz="4" w:space="0" w:color="BFBFBF"/>
+              <w:left w:val="single" w:sz="4" w:space="0" w:color="BFBFBF"/>
+              <w:right w:val="single" w:sz="4" w:space="0" w:color="BFBFBF"/>
+            </w:tcBorders>
+            <w:shd w:fill="F2F7FB" w:val="clear"/>
+            <w:tcMar>
+              <w:top w:w="50" w:type="dxa"/>
+              <w:bottom w:w="50" w:type="dxa"/>
+              <w:left w:w="100" w:type="dxa"/>
+              <w:right w:w="100" w:type="dxa"/>
+            </w:tcMar>
+          </w:tcPr>
+          <w:p>
+            <w:pPr>
+              <w:pStyle w:val="Compact"/>
+              <w:spacing w:before="20" w:after="20" w:line="280" w:lineRule="exact"/>
+              <w:jc w:val="left"/>
+            </w:pPr>
+            <w:r>
+              <w:rPr>
+                <w:rFonts w:ascii="Arial" w:hAnsi="Arial" w:eastAsia="맑은 고딕"/>
+                <w:color w:val="333333"/>
+                <w:sz w:val="18"/>
+              </w:rPr>
+              <w:t xml:space="preserve">null이면 무제한</w:t>
+            </w:r>
+          </w:p>
+        </w:tc>
+      </w:tr>
+      <w:tr>
+        <w:trPr/>
+        <w:tc>
+          <w:tcPr>
+            <w:tcBorders>
+              <w:top w:val="single" w:sz="4" w:space="0" w:color="BFBFBF"/>
+              <w:bottom w:val="single" w:sz="4" w:space="0" w:color="BFBFBF"/>
+              <w:left w:val="single" w:sz="4" w:space="0" w:color="BFBFBF"/>
+              <w:right w:val="single" w:sz="4" w:space="0" w:color="BFBFBF"/>
+            </w:tcBorders>
+            <w:tcMar>
+              <w:top w:w="50" w:type="dxa"/>
+              <w:bottom w:w="50" w:type="dxa"/>
+              <w:left w:w="100" w:type="dxa"/>
+              <w:right w:w="100" w:type="dxa"/>
+            </w:tcMar>
+          </w:tcPr>
+          <w:p>
+            <w:pPr>
+              <w:pStyle w:val="Compact"/>
+              <w:spacing w:before="20" w:after="20" w:line="280" w:lineRule="exact"/>
+              <w:jc w:val="left"/>
+            </w:pPr>
+            <w:r>
+              <w:rPr>
+                <w:rFonts w:ascii="Arial" w:hAnsi="Arial" w:eastAsia="맑은 고딕"/>
+                <w:color w:val="333333"/>
+                <w:sz w:val="18"/>
+              </w:rPr>
+              <w:t xml:space="preserve">3</w:t>
+            </w:r>
+          </w:p>
+        </w:tc>
+        <w:tc>
+          <w:tcPr>
+            <w:tcBorders>
+              <w:top w:val="single" w:sz="4" w:space="0" w:color="BFBFBF"/>
+              <w:bottom w:val="single" w:sz="4" w:space="0" w:color="BFBFBF"/>
+              <w:left w:val="single" w:sz="4" w:space="0" w:color="BFBFBF"/>
+              <w:right w:val="single" w:sz="4" w:space="0" w:color="BFBFBF"/>
+            </w:tcBorders>
+            <w:tcMar>
+              <w:top w:w="50" w:type="dxa"/>
+              <w:bottom w:w="50" w:type="dxa"/>
+              <w:left w:w="100" w:type="dxa"/>
+              <w:right w:w="100" w:type="dxa"/>
+            </w:tcMar>
+          </w:tcPr>
+          <w:p>
+            <w:pPr>
+              <w:pStyle w:val="Compact"/>
+              <w:spacing w:before="20" w:after="20" w:line="280" w:lineRule="exact"/>
+              <w:jc w:val="left"/>
+            </w:pPr>
+            <w:r>
+              <w:rPr>
+                <w:rFonts w:ascii="Arial" w:hAnsi="Arial" w:eastAsia="맑은 고딕"/>
+                <w:color w:val="333333"/>
+                <w:sz w:val="18"/>
+              </w:rPr>
+              <w:t xml:space="preserve">할인 설정 + 정산 비율 입력</w:t>
+            </w:r>
+          </w:p>
+        </w:tc>
+        <w:tc>
+          <w:tcPr>
+            <w:tcBorders>
+              <w:top w:val="single" w:sz="4" w:space="0" w:color="BFBFBF"/>
+              <w:bottom w:val="single" w:sz="4" w:space="0" w:color="BFBFBF"/>
+              <w:left w:val="single" w:sz="4" w:space="0" w:color="BFBFBF"/>
+              <w:right w:val="single" w:sz="4" w:space="0" w:color="BFBFBF"/>
+            </w:tcBorders>
+            <w:tcMar>
+              <w:top w:w="50" w:type="dxa"/>
+              <w:bottom w:w="50" w:type="dxa"/>
+              <w:left w:w="100" w:type="dxa"/>
+              <w:right w:w="100" w:type="dxa"/>
+            </w:tcMar>
+          </w:tcPr>
+          <w:p>
+            <w:pPr>
+              <w:pStyle w:val="Compact"/>
+              <w:spacing w:before="20" w:after="20" w:line="280" w:lineRule="exact"/>
+              <w:jc w:val="left"/>
+            </w:pPr>
+            <w:r>
+              <w:rPr>
+                <w:rFonts w:ascii="Arial" w:hAnsi="Arial" w:eastAsia="맑은 고딕"/>
+                <w:color w:val="333333"/>
+                <w:sz w:val="18"/>
+              </w:rPr>
+              <w:t xml:space="preserve">할인과 동일한 검증</w:t>
+            </w:r>
+          </w:p>
+        </w:tc>
+        <w:tc>
+          <w:tcPr>
+            <w:tcBorders>
+              <w:top w:val="single" w:sz="4" w:space="0" w:color="BFBFBF"/>
+              <w:bottom w:val="single" w:sz="4" w:space="0" w:color="BFBFBF"/>
+              <w:left w:val="single" w:sz="4" w:space="0" w:color="BFBFBF"/>
+              <w:right w:val="single" w:sz="4" w:space="0" w:color="BFBFBF"/>
+            </w:tcBorders>
+            <w:tcMar>
+              <w:top w:w="50" w:type="dxa"/>
+              <w:bottom w:w="50" w:type="dxa"/>
+              <w:left w:w="100" w:type="dxa"/>
+              <w:right w:w="100" w:type="dxa"/>
+            </w:tcMar>
+          </w:tcPr>
+          <w:p>
+            <w:pPr>
+              <w:pStyle w:val="Compact"/>
+              <w:spacing w:before="20" w:after="20" w:line="280" w:lineRule="exact"/>
+              <w:jc w:val="left"/>
+            </w:pPr>
+            <w:r>
+              <w:rPr>
+                <w:rFonts w:ascii="Arial" w:hAnsi="Arial" w:eastAsia="맑은 고딕"/>
+                <w:color w:val="333333"/>
+                <w:sz w:val="18"/>
+              </w:rPr>
+              <w:t xml:space="preserve">합계=100</w:t>
+            </w:r>
+          </w:p>
+        </w:tc>
+      </w:tr>
+      <w:tr>
+        <w:trPr/>
+        <w:tc>
+          <w:tcPr>
+            <w:tcBorders>
+              <w:top w:val="single" w:sz="4" w:space="0" w:color="BFBFBF"/>
+              <w:bottom w:val="single" w:sz="4" w:space="0" w:color="BFBFBF"/>
+              <w:left w:val="single" w:sz="4" w:space="0" w:color="BFBFBF"/>
+              <w:right w:val="single" w:sz="4" w:space="0" w:color="BFBFBF"/>
+            </w:tcBorders>
+            <w:shd w:fill="F2F7FB" w:val="clear"/>
+            <w:tcMar>
+              <w:top w:w="50" w:type="dxa"/>
+              <w:bottom w:w="50" w:type="dxa"/>
+              <w:left w:w="100" w:type="dxa"/>
+              <w:right w:w="100" w:type="dxa"/>
+            </w:tcMar>
+          </w:tcPr>
+          <w:p>
+            <w:pPr>
+              <w:pStyle w:val="Compact"/>
+              <w:spacing w:before="20" w:after="20" w:line="280" w:lineRule="exact"/>
+              <w:jc w:val="left"/>
+            </w:pPr>
+            <w:r>
+              <w:rPr>
+                <w:rFonts w:ascii="Arial" w:hAnsi="Arial" w:eastAsia="맑은 고딕"/>
+                <w:color w:val="333333"/>
+                <w:sz w:val="18"/>
+              </w:rPr>
+              <w:t xml:space="preserve">4</w:t>
+            </w:r>
+          </w:p>
+        </w:tc>
+        <w:tc>
+          <w:tcPr>
+            <w:tcBorders>
+              <w:top w:val="single" w:sz="4" w:space="0" w:color="BFBFBF"/>
+              <w:bottom w:val="single" w:sz="4" w:space="0" w:color="BFBFBF"/>
+              <w:left w:val="single" w:sz="4" w:space="0" w:color="BFBFBF"/>
+              <w:right w:val="single" w:sz="4" w:space="0" w:color="BFBFBF"/>
+            </w:tcBorders>
+            <w:shd w:fill="F2F7FB" w:val="clear"/>
+            <w:tcMar>
+              <w:top w:w="50" w:type="dxa"/>
+              <w:bottom w:w="50" w:type="dxa"/>
+              <w:left w:w="100" w:type="dxa"/>
+              <w:right w:w="100" w:type="dxa"/>
+            </w:tcMar>
+          </w:tcPr>
+          <w:p>
+            <w:pPr>
+              <w:pStyle w:val="Compact"/>
+              <w:spacing w:before="20" w:after="20" w:line="280" w:lineRule="exact"/>
+              <w:jc w:val="left"/>
+            </w:pPr>
+            <w:r>
+              <w:rPr>
+                <w:rFonts w:ascii="Arial" w:hAnsi="Arial" w:eastAsia="맑은 고딕"/>
+                <w:color w:val="333333"/>
+                <w:sz w:val="18"/>
+              </w:rPr>
+              <w:t xml:space="preserve">[저장] 클릭</w:t>
+            </w:r>
+          </w:p>
+        </w:tc>
+        <w:tc>
+          <w:tcPr>
+            <w:tcBorders>
+              <w:top w:val="single" w:sz="4" w:space="0" w:color="BFBFBF"/>
+              <w:bottom w:val="single" w:sz="4" w:space="0" w:color="BFBFBF"/>
+              <w:left w:val="single" w:sz="4" w:space="0" w:color="BFBFBF"/>
+              <w:right w:val="single" w:sz="4" w:space="0" w:color="BFBFBF"/>
+            </w:tcBorders>
+            <w:shd w:fill="F2F7FB" w:val="clear"/>
+            <w:tcMar>
+              <w:top w:w="50" w:type="dxa"/>
+              <w:bottom w:w="50" w:type="dxa"/>
+              <w:left w:w="100" w:type="dxa"/>
+              <w:right w:w="100" w:type="dxa"/>
+            </w:tcMar>
+          </w:tcPr>
+          <w:p>
+            <w:pPr>
+              <w:pStyle w:val="Compact"/>
+              <w:spacing w:before="20" w:after="20" w:line="280" w:lineRule="exact"/>
+              <w:jc w:val="left"/>
+            </w:pPr>
+            <w:r>
+              <w:rPr>
+                <w:rStyle w:val="VerbatimChar"/>
+                <w:rFonts w:ascii="Arial" w:hAnsi="Arial" w:eastAsia="맑은 고딕"/>
+                <w:color w:val="333333"/>
+                <w:sz w:val="18"/>
+              </w:rPr>
+              <w:t xml:space="preserve">POST /api/coupons</w:t>
+            </w:r>
+            <w:r>
+              <w:rPr>
+                <w:rFonts w:ascii="Arial" w:hAnsi="Arial" w:eastAsia="맑은 고딕"/>
+                <w:color w:val="333333"/>
+                <w:sz w:val="18"/>
+              </w:rPr>
+              <w:t xml:space="preserve"> </w:t>
+            </w:r>
+            <w:r>
+              <w:rPr>
+                <w:rFonts w:ascii="Arial" w:hAnsi="Arial" w:eastAsia="맑은 고딕"/>
+                <w:color w:val="333333"/>
+                <w:sz w:val="18"/>
+              </w:rPr>
+              <w:t xml:space="preserve">→ 생성 완료</w:t>
+            </w:r>
+          </w:p>
+        </w:tc>
+        <w:tc>
+          <w:tcPr>
+            <w:tcBorders>
+              <w:top w:val="single" w:sz="4" w:space="0" w:color="BFBFBF"/>
+              <w:bottom w:val="single" w:sz="4" w:space="0" w:color="BFBFBF"/>
+              <w:left w:val="single" w:sz="4" w:space="0" w:color="BFBFBF"/>
+              <w:right w:val="single" w:sz="4" w:space="0" w:color="BFBFBF"/>
+            </w:tcBorders>
+            <w:shd w:fill="F2F7FB" w:val="clear"/>
+            <w:tcMar>
+              <w:top w:w="50" w:type="dxa"/>
+              <w:bottom w:w="50" w:type="dxa"/>
+              <w:left w:w="100" w:type="dxa"/>
+              <w:right w:w="100" w:type="dxa"/>
+            </w:tcMar>
+          </w:tcPr>
+          <w:p>
+            <w:pPr>
+              <w:pStyle w:val="Compact"/>
+              <w:spacing w:before="20" w:after="20" w:line="280" w:lineRule="exact"/>
+              <w:jc w:val="left"/>
+            </w:pPr>
+            <w:r>
+              <w:rPr>
+                <w:rFonts w:ascii="Arial" w:hAnsi="Arial" w:eastAsia="맑은 고딕"/>
+                <w:color w:val="333333"/>
+                <w:sz w:val="18"/>
+              </w:rPr>
+              <w:t xml:space="preserve">status=active</w:t>
+            </w:r>
+          </w:p>
+        </w:tc>
+      </w:tr>
+      <w:tr>
+        <w:trPr/>
+        <w:tc>
+          <w:tcPr>
+            <w:tcBorders>
+              <w:top w:val="single" w:sz="4" w:space="0" w:color="BFBFBF"/>
+              <w:bottom w:val="single" w:sz="4" w:space="0" w:color="BFBFBF"/>
+              <w:left w:val="single" w:sz="4" w:space="0" w:color="BFBFBF"/>
+              <w:right w:val="single" w:sz="4" w:space="0" w:color="BFBFBF"/>
+            </w:tcBorders>
+            <w:tcMar>
+              <w:top w:w="50" w:type="dxa"/>
+              <w:bottom w:w="50" w:type="dxa"/>
+              <w:left w:w="100" w:type="dxa"/>
+              <w:right w:w="100" w:type="dxa"/>
+            </w:tcMar>
+          </w:tcPr>
+          <w:p>
+            <w:pPr>
+              <w:pStyle w:val="Compact"/>
+              <w:spacing w:before="20" w:after="20" w:line="280" w:lineRule="exact"/>
+              <w:jc w:val="left"/>
+            </w:pPr>
+            <w:r>
+              <w:rPr>
+                <w:rFonts w:ascii="Arial" w:hAnsi="Arial" w:eastAsia="맑은 고딕"/>
+                <w:color w:val="333333"/>
+                <w:sz w:val="18"/>
+              </w:rPr>
+              <w:t xml:space="preserve">5</w:t>
+            </w:r>
+          </w:p>
+        </w:tc>
+        <w:tc>
+          <w:tcPr>
+            <w:tcBorders>
+              <w:top w:val="single" w:sz="4" w:space="0" w:color="BFBFBF"/>
+              <w:bottom w:val="single" w:sz="4" w:space="0" w:color="BFBFBF"/>
+              <w:left w:val="single" w:sz="4" w:space="0" w:color="BFBFBF"/>
+              <w:right w:val="single" w:sz="4" w:space="0" w:color="BFBFBF"/>
+            </w:tcBorders>
+            <w:tcMar>
+              <w:top w:w="50" w:type="dxa"/>
+              <w:bottom w:w="50" w:type="dxa"/>
+              <w:left w:w="100" w:type="dxa"/>
+              <w:right w:w="100" w:type="dxa"/>
+            </w:tcMar>
+          </w:tcPr>
+          <w:p>
+            <w:pPr>
+              <w:pStyle w:val="Compact"/>
+              <w:spacing w:before="20" w:after="20" w:line="280" w:lineRule="exact"/>
+              <w:jc w:val="left"/>
+            </w:pPr>
+            <w:r>
+              <w:rPr>
+                <w:rFonts w:ascii="Arial" w:hAnsi="Arial" w:eastAsia="맑은 고딕"/>
+                <w:color w:val="333333"/>
+                <w:sz w:val="18"/>
+              </w:rPr>
+              <w:t xml:space="preserve">고객앱에서 쿠폰 다운로드</w:t>
+            </w:r>
+          </w:p>
+        </w:tc>
+        <w:tc>
+          <w:tcPr>
+            <w:tcBorders>
+              <w:top w:val="single" w:sz="4" w:space="0" w:color="BFBFBF"/>
+              <w:bottom w:val="single" w:sz="4" w:space="0" w:color="BFBFBF"/>
+              <w:left w:val="single" w:sz="4" w:space="0" w:color="BFBFBF"/>
+              <w:right w:val="single" w:sz="4" w:space="0" w:color="BFBFBF"/>
+            </w:tcBorders>
+            <w:tcMar>
+              <w:top w:w="50" w:type="dxa"/>
+              <w:bottom w:w="50" w:type="dxa"/>
+              <w:left w:w="100" w:type="dxa"/>
+              <w:right w:w="100" w:type="dxa"/>
+            </w:tcMar>
+          </w:tcPr>
+          <w:p>
+            <w:pPr>
+              <w:pStyle w:val="Compact"/>
+              <w:spacing w:before="20" w:after="20" w:line="280" w:lineRule="exact"/>
+              <w:jc w:val="left"/>
+            </w:pPr>
+            <w:r>
+              <w:rPr>
+                <w:rStyle w:val="VerbatimChar"/>
+                <w:rFonts w:ascii="Arial" w:hAnsi="Arial" w:eastAsia="맑은 고딕"/>
+                <w:color w:val="333333"/>
+                <w:sz w:val="18"/>
+              </w:rPr>
+              <w:t xml:space="preserve">POST /api/coupons/:id/download</w:t>
+            </w:r>
+            <w:r>
+              <w:rPr>
+                <w:rFonts w:ascii="Arial" w:hAnsi="Arial" w:eastAsia="맑은 고딕"/>
+                <w:color w:val="333333"/>
+                <w:sz w:val="18"/>
+              </w:rPr>
+              <w:t xml:space="preserve"> </w:t>
+            </w:r>
+            <w:r>
+              <w:rPr>
+                <w:rFonts w:ascii="Arial" w:hAnsi="Arial" w:eastAsia="맑은 고딕"/>
+                <w:color w:val="333333"/>
+                <w:sz w:val="18"/>
+              </w:rPr>
+              <w:t xml:space="preserve">→ Redis DECR + DB 트랜잭션</w:t>
+            </w:r>
+          </w:p>
+        </w:tc>
+        <w:tc>
+          <w:tcPr>
+            <w:tcBorders>
+              <w:top w:val="single" w:sz="4" w:space="0" w:color="BFBFBF"/>
+              <w:bottom w:val="single" w:sz="4" w:space="0" w:color="BFBFBF"/>
+              <w:left w:val="single" w:sz="4" w:space="0" w:color="BFBFBF"/>
+              <w:right w:val="single" w:sz="4" w:space="0" w:color="BFBFBF"/>
+            </w:tcBorders>
+            <w:tcMar>
+              <w:top w:w="50" w:type="dxa"/>
+              <w:bottom w:w="50" w:type="dxa"/>
+              <w:left w:w="100" w:type="dxa"/>
+              <w:right w:w="100" w:type="dxa"/>
+            </w:tcMar>
+          </w:tcPr>
+          <w:p>
+            <w:pPr>
+              <w:pStyle w:val="Compact"/>
+              <w:spacing w:before="20" w:after="20" w:line="280" w:lineRule="exact"/>
+              <w:jc w:val="left"/>
+            </w:pPr>
+            <w:r>
+              <w:rPr>
+                <w:rFonts w:ascii="Arial" w:hAnsi="Arial" w:eastAsia="맑은 고딕"/>
+                <w:color w:val="333333"/>
+                <w:sz w:val="18"/>
+              </w:rPr>
+              <w:t xml:space="preserve">remainingCount 차감, 동시성 제어</w:t>
+            </w:r>
+          </w:p>
+        </w:tc>
+      </w:tr>
+    </w:tbl>
+    <w:p>
+      <w:r>
+        <w:pict>
+          <v:rect style="width:0;height:1.5pt" o:hralign="center" o:hrstd="t" o:hr="t"/>
+        </w:pict>
+      </w:r>
+    </w:p>
+    <w:p>
+      <w:pPr>
+        <w:pStyle w:val="Heading2"/>
+      </w:pPr>
+      <w:bookmarkStart w:id="29" w:name="개발자용-정책-설명"/>
+      <w:r>
+        <w:t xml:space="preserve">4. 개발자용 정책 설명</w:t>
+      </w:r>
+      <w:bookmarkEnd w:id="29"/>
+    </w:p>
+    <w:p>
+      <w:pPr>
+        <w:pStyle w:val="Heading3"/>
+      </w:pPr>
+      <w:bookmarkStart w:id="30" w:name="할인-중복-불가-정책-핵심-정책"/>
+      <w:r>
+        <w:t xml:space="preserve">4.1. 할인 중복 불가 정책 (⚠️ 핵심 정책)</w:t>
+      </w:r>
+      <w:bookmarkEnd w:id="30"/>
+    </w:p>
+    <w:p>
+      <w:pPr>
+        <w:pStyle w:val="SourceCode"/>
+      </w:pPr>
+      <w:r>
+        <w:rPr>
+          <w:rStyle w:val="VerbatimChar"/>
+        </w:rPr>
+        <w:t xml:space="preserve">규칙: 장바구니에 할인 적용 상품이 1건이라도 존재하면 쿠폰 사용 불가</w:t>
+      </w:r>
+      <w:r>
+        <w:br/>
+      </w:r>
+      <w:r>
+        <w:rPr>
+          <w:rStyle w:val="VerbatimChar"/>
+        </w:rPr>
+        <w:t xml:space="preserve">      할인/쿠폰/포인트는 모두 상호 배타적 — 동시 적용 불가</w:t>
+      </w:r>
+      <w:r>
+        <w:br/>
+      </w:r>
+      <w:r>
+        <w:br/>
+      </w:r>
+      <w:r>
+        <w:rPr>
+          <w:rStyle w:val="VerbatimChar"/>
+        </w:rPr>
+        <w:t xml:space="preserve">프론트엔드 처리:</w:t>
+      </w:r>
+      <w:r>
+        <w:br/>
+      </w:r>
+      <w:r>
+        <w:rPr>
+          <w:rStyle w:val="VerbatimChar"/>
+        </w:rPr>
+        <w:t xml:space="preserve">  - 할인상품 담기 → couponSelector.disabled = true, pointInput.disabled = true</w:t>
+      </w:r>
+      <w:r>
+        <w:br/>
+      </w:r>
+      <w:r>
+        <w:rPr>
+          <w:rStyle w:val="VerbatimChar"/>
+        </w:rPr>
+        <w:t xml:space="preserve">  - 쿠폰 적용 중 할인상품 추가 → 쿠폰 자동 해제 + Toast</w:t>
+      </w:r>
+      <w:r>
+        <w:br/>
+      </w:r>
+      <w:r>
+        <w:rPr>
+          <w:rStyle w:val="VerbatimChar"/>
+        </w:rPr>
+        <w:t xml:space="preserve">  - 포인트 사용 중 할인상품 추가 → 포인트 자동 해제 + Toast</w:t>
+      </w:r>
+      <w:r>
+        <w:br/>
+      </w:r>
+      <w:r>
+        <w:br/>
+      </w:r>
+      <w:r>
+        <w:rPr>
+          <w:rStyle w:val="VerbatimChar"/>
+        </w:rPr>
+        <w:t xml:space="preserve">백엔드 검증:</w:t>
+      </w:r>
+      <w:r>
+        <w:br/>
+      </w:r>
+      <w:r>
+        <w:rPr>
+          <w:rStyle w:val="VerbatimChar"/>
+        </w:rPr>
+        <w:t xml:space="preserve">  - hasDiscountItem &amp;&amp; hasCoupon → DISCOUNT_COUPON_CONFLICT (400)</w:t>
+      </w:r>
+      <w:r>
+        <w:br/>
+      </w:r>
+      <w:r>
+        <w:rPr>
+          <w:rStyle w:val="VerbatimChar"/>
+        </w:rPr>
+        <w:t xml:space="preserve">  - hasDiscountItem &amp;&amp; hasPoint → DISCOUNT_POINT_CONFLICT (400)</w:t>
+      </w:r>
+      <w:r>
+        <w:br/>
+      </w:r>
+      <w:r>
+        <w:rPr>
+          <w:rStyle w:val="VerbatimChar"/>
+        </w:rPr>
+        <w:t xml:space="preserve">  - hasCoupon &amp;&amp; hasPoint → DISCOUNT_POINT_CONFLICT (400)</w:t>
+      </w:r>
+      <w:r>
+        <w:br/>
+      </w:r>
+      <w:r>
+        <w:br/>
+      </w:r>
+      <w:r>
+        <w:rPr>
+          <w:rStyle w:val="VerbatimChar"/>
+        </w:rPr>
+        <w:t xml:space="preserve">참조: docs/policy_discount_coupon.md</w:t>
+      </w:r>
+    </w:p>
+    <w:p>
+      <w:pPr>
+        <w:pStyle w:val="Heading3"/>
+      </w:pPr>
+      <w:bookmarkStart w:id="31" w:name="할인-자동-적용-우선순위"/>
+      <w:r>
+        <w:t xml:space="preserve">4.2. 할인 자동 적용 우선순위</w:t>
+      </w:r>
+      <w:bookmarkEnd w:id="31"/>
+    </w:p>
+    <w:p>
+      <w:pPr>
+        <w:pStyle w:val="SourceCode"/>
+      </w:pPr>
+      <w:r>
+        <w:rPr>
+          <w:rStyle w:val="VerbatimChar"/>
+        </w:rPr>
+        <w:t xml:space="preserve">적용 가능 할인이 복수인 경우 서버가 1건만 선택:</w:t>
+      </w:r>
+      <w:r>
+        <w:br/>
+      </w:r>
+      <w:r>
+        <w:rPr>
+          <w:rStyle w:val="VerbatimChar"/>
+        </w:rPr>
+        <w:t xml:space="preserve">  1순위: 할인 금액이 가장 작은 것 (본사 비용 최소화)</w:t>
+      </w:r>
+      <w:r>
+        <w:br/>
+      </w:r>
+      <w:r>
+        <w:rPr>
+          <w:rStyle w:val="VerbatimChar"/>
+        </w:rPr>
+        <w:t xml:space="preserve">  2순위: 종료일이 가까운 것</w:t>
+      </w:r>
+      <w:r>
+        <w:br/>
+      </w:r>
+      <w:r>
+        <w:rPr>
+          <w:rStyle w:val="VerbatimChar"/>
+        </w:rPr>
+        <w:t xml:space="preserve">  3순위: 생성일이 최신인 것</w:t>
+      </w:r>
+    </w:p>
+    <w:p>
+      <w:pPr>
+        <w:pStyle w:val="Heading3"/>
+      </w:pPr>
+      <w:bookmarkStart w:id="32" w:name="쿠폰-동시성-제어-race-condition-방지"/>
+      <w:r>
+        <w:t xml:space="preserve">4.3. 쿠폰 동시성 제어 (Race Condition 방지)</w:t>
+      </w:r>
+      <w:bookmarkEnd w:id="32"/>
+    </w:p>
+    <w:p>
+      <w:pPr>
+        <w:pStyle w:val="SourceCode"/>
+      </w:pPr>
+      <w:r>
+        <w:rPr>
+          <w:rStyle w:val="VerbatimChar"/>
+        </w:rPr>
+        <w:t xml:space="preserve">한정수량 쿠폰 다운로드 API:</w:t>
+      </w:r>
+      <w:r>
+        <w:br/>
+      </w:r>
+      <w:r>
+        <w:rPr>
+          <w:rStyle w:val="VerbatimChar"/>
+        </w:rPr>
+        <w:t xml:space="preserve">  1. Redis DECR coupon:{id}:remaining → 결과 &lt; 0 이면 즉시 거부 + INCR 복원</w:t>
+      </w:r>
+      <w:r>
+        <w:br/>
+      </w:r>
+      <w:r>
+        <w:rPr>
+          <w:rStyle w:val="VerbatimChar"/>
+        </w:rPr>
+        <w:t xml:space="preserve">  2. DECR 성공 시 DB 트랜잭션으로 usageCount 증가 + 사용자 발급 기록</w:t>
+      </w:r>
+      <w:r>
+        <w:br/>
+      </w:r>
+      <w:r>
+        <w:rPr>
+          <w:rStyle w:val="VerbatimChar"/>
+        </w:rPr>
+        <w:t xml:space="preserve">  3. DB 실패 시 Redis INCR 보상</w:t>
+      </w:r>
+      <w:r>
+        <w:br/>
+      </w:r>
+      <w:r>
+        <w:rPr>
+          <w:rStyle w:val="VerbatimChar"/>
+        </w:rPr>
+        <w:t xml:space="preserve">  이중 체크로 오버셀링 방지</w:t>
+      </w:r>
+    </w:p>
+    <w:p>
+      <w:pPr>
+        <w:pStyle w:val="Heading3"/>
+      </w:pPr>
+      <w:bookmarkStart w:id="33" w:name="절사-규칙"/>
+      <w:r>
+        <w:t xml:space="preserve">4.4. 절사 규칙</w:t>
+      </w:r>
+      <w:bookmarkEnd w:id="33"/>
+    </w:p>
+    <w:p>
+      <w:pPr>
+        <w:pStyle w:val="SourceCode"/>
+      </w:pPr>
+      <w:r>
+        <w:rPr>
+          <w:rStyle w:val="VerbatimChar"/>
+        </w:rPr>
+        <w:t xml:space="preserve">정률 할인 계산: discountAmount = floor(orderAmount * rate / 100)</w:t>
+      </w:r>
+      <w:r>
+        <w:br/>
+      </w:r>
+      <w:r>
+        <w:rPr>
+          <w:rStyle w:val="VerbatimChar"/>
+        </w:rPr>
+        <w:t xml:space="preserve">절사 방식: roundingType(round/ceil/floor) × roundingUnit(10/100)</w:t>
+      </w:r>
+      <w:r>
+        <w:br/>
+      </w:r>
+      <w:r>
+        <w:rPr>
+          <w:rStyle w:val="VerbatimChar"/>
+        </w:rPr>
+        <w:t xml:space="preserve">예시: 15,750원, floor, 100단위 → 15,700원</w:t>
+      </w:r>
+    </w:p>
+    <w:p>
+      <w:pPr>
+        <w:pStyle w:val="Heading3"/>
+      </w:pPr>
+      <w:bookmarkStart w:id="34" w:name="쿠폰-만료-배치"/>
+      <w:r>
+        <w:t xml:space="preserve">4.5. 쿠폰 만료 배치</w:t>
+      </w:r>
+      <w:bookmarkEnd w:id="34"/>
+    </w:p>
+    <w:p>
+      <w:pPr>
+        <w:pStyle w:val="SourceCode"/>
+      </w:pPr>
+      <w:r>
+        <w:rPr>
+          <w:rStyle w:val="VerbatimChar"/>
+        </w:rPr>
+        <w:t xml:space="preserve">실행: 매일 00:00</w:t>
+      </w:r>
+      <w:r>
+        <w:br/>
+      </w:r>
+      <w:r>
+        <w:rPr>
+          <w:rStyle w:val="VerbatimChar"/>
+        </w:rPr>
+        <w:t xml:space="preserve">대상: endDate &lt; now() AND status = 'active'</w:t>
+      </w:r>
+      <w:r>
+        <w:br/>
+      </w:r>
+      <w:r>
+        <w:rPr>
+          <w:rStyle w:val="VerbatimChar"/>
+        </w:rPr>
+        <w:t xml:space="preserve">처리: status → 'expired', 청크 1,000건 단위</w:t>
+      </w:r>
+      <w:r>
+        <w:br/>
+      </w:r>
+      <w:r>
+        <w:rPr>
+          <w:rStyle w:val="VerbatimChar"/>
+        </w:rPr>
+        <w:t xml:space="preserve">고객앱: expired 쿠폰은 쿠폰함에서 "기간 만료" 라벨 표시</w:t>
+      </w:r>
+      <w:r>
+        <w:br/>
+      </w:r>
+      <w:r>
+        <w:rPr>
+          <w:rStyle w:val="VerbatimChar"/>
+        </w:rPr>
+        <w:t xml:space="preserve">삭제 가능 시점: 만료 후 7일 경과 (policy_discount_coupon.md 참조)</w:t>
       </w:r>
     </w:p>
     <w:sectPr/>
